--- a/downloads/SOE - ECR-006 - DHCP.docx
+++ b/downloads/SOE - ECR-006 - DHCP.docx
@@ -243,19 +243,7 @@
           </w:tcPr>
           <w:p>
             <w:r>
-              <w:t xml:space="preserve">Estimated Implementation Time: </w:t>
-            </w:r>
-            <w:r>
-              <w:t>2</w:t>
-            </w:r>
-            <w:r>
-              <w:t>–</w:t>
-            </w:r>
-            <w:r>
-              <w:t>4</w:t>
-            </w:r>
-            <w:r>
-              <w:t xml:space="preserve"> hours</w:t>
+              <w:t>Estimated Implementation Time: 2–4 hours</w:t>
             </w:r>
           </w:p>
           <w:p>
@@ -289,8 +277,6 @@
             <w:r>
               <w:t>Medium – Automates enterprise address assignment while requiring verification to ensure clients receive the correct network configuration.</w:t>
             </w:r>
-            <w:bookmarkStart w:id="0" w:name="_GoBack"/>
-            <w:bookmarkEnd w:id="0"/>
           </w:p>
         </w:tc>
       </w:tr>
@@ -331,7 +317,15 @@
         <w:spacing w:line="276" w:lineRule="auto"/>
       </w:pPr>
       <w:r>
-        <w:t>This Enterprise Change Request integrates enterprise DHCP and DHCPv6 services into the existing network infrastructure. Building upon the enterprise foundation established in previous change requests, the implementation will automate IPv4 and IPv6 address assignment while maintaining consistent addressing standards across all business locations.</w:t>
+        <w:t xml:space="preserve">This Enterprise Change Request integrates enterprise DHCP and IPv6 automated addressing services into the existing network infrastructure. Building upon the enterprise foundation established in previous change requests, the implementation will automate IPv4 and IPv6 address assignment using centralized DHCP services, Stateless DHCPv6, and Stateless Address </w:t>
+      </w:r>
+      <w:proofErr w:type="spellStart"/>
+      <w:r>
+        <w:t>Autoconfiguration</w:t>
+      </w:r>
+      <w:proofErr w:type="spellEnd"/>
+      <w:r>
+        <w:t xml:space="preserve"> (SLAAC) as appropriate for each business location.</w:t>
       </w:r>
     </w:p>
     <w:p>
@@ -367,6 +361,7 @@
         <w:pStyle w:val="Heading2"/>
       </w:pPr>
       <w:r>
+        <w:lastRenderedPageBreak/>
         <w:t>Objectives</w:t>
       </w:r>
     </w:p>
@@ -375,7 +370,6 @@
         <w:pStyle w:val="pdq2pgselectionanchorcontainer"/>
       </w:pPr>
       <w:r>
-        <w:lastRenderedPageBreak/>
         <w:t>Upon successful completion of this Enterprise Change Request (ECR), you will be able to:</w:t>
       </w:r>
     </w:p>
@@ -412,7 +406,13 @@
         <w:spacing w:before="100" w:beforeAutospacing="1" w:after="100" w:afterAutospacing="1" w:line="276" w:lineRule="auto"/>
       </w:pPr>
       <w:r>
-        <w:t xml:space="preserve">Implement centralized Stateless DHCPv6 services to distribute enterprise IPv6 network configuration information. </w:t>
+        <w:t xml:space="preserve">Implement centralized Stateless DHCPv6 services </w:t>
+      </w:r>
+      <w:r>
+        <w:t>at Phoenix Headquarters to distribute enterprise IPv6 network configuration information.</w:t>
+      </w:r>
+      <w:r>
+        <w:t xml:space="preserve"> </w:t>
       </w:r>
     </w:p>
     <w:p>
@@ -432,7 +432,13 @@
       </w:r>
       <w:proofErr w:type="spellEnd"/>
       <w:r>
-        <w:t xml:space="preserve"> (SLAAC) and Stateless DHCPv6 operation. </w:t>
+        <w:t xml:space="preserve"> </w:t>
+      </w:r>
+      <w:r>
+        <w:t>SLAAC) and, where applicable, Stateless DHCPv6 operation</w:t>
+      </w:r>
+      <w:r>
+        <w:t xml:space="preserve">. </w:t>
       </w:r>
     </w:p>
     <w:p>
@@ -468,7 +474,13 @@
         <w:spacing w:before="100" w:beforeAutospacing="1" w:after="100" w:afterAutospacing="1" w:line="276" w:lineRule="auto"/>
       </w:pPr>
       <w:r>
-        <w:t xml:space="preserve">Validate enterprise DHCP and DHCPv6 services using Cisco IOS show commands and end-device testing. </w:t>
+        <w:t>Validate enterprise</w:t>
+      </w:r>
+      <w:r>
+        <w:t xml:space="preserve"> DHCP, Stateless DHCPv6, and SLAAC operation using Cisco IOS show commands and end-device testing</w:t>
+      </w:r>
+      <w:r>
+        <w:t xml:space="preserve">. </w:t>
       </w:r>
     </w:p>
     <w:p>
@@ -668,6 +680,7 @@
         <w:pStyle w:val="Heading2"/>
       </w:pPr>
       <w:r>
+        <w:lastRenderedPageBreak/>
         <w:t xml:space="preserve">Required </w:t>
       </w:r>
       <w:r>
@@ -676,83 +689,54 @@
     </w:p>
     <w:p>
       <w:pPr>
+        <w:pStyle w:val="ListParagraph"/>
+        <w:numPr>
+          <w:ilvl w:val="0"/>
+          <w:numId w:val="24"/>
+        </w:numPr>
         <w:spacing w:line="276" w:lineRule="auto"/>
-        <w:ind w:left="720"/>
-      </w:pPr>
-      <w:proofErr w:type="gramStart"/>
-      <w:r>
-        <w:rPr>
-          <w:rFonts w:hAnsi="Symbol"/>
-        </w:rPr>
-        <w:lastRenderedPageBreak/>
-        <w:t></w:t>
-      </w:r>
-      <w:r>
-        <w:t xml:space="preserve">  Enterprise</w:t>
-      </w:r>
-      <w:proofErr w:type="gramEnd"/>
-      <w:r>
-        <w:t xml:space="preserve"> Network Standards Guide </w:t>
+      </w:pPr>
+      <w:r>
+        <w:t xml:space="preserve">Enterprise Network Standards Guide </w:t>
       </w:r>
     </w:p>
     <w:p>
       <w:pPr>
+        <w:pStyle w:val="ListParagraph"/>
+        <w:numPr>
+          <w:ilvl w:val="0"/>
+          <w:numId w:val="24"/>
+        </w:numPr>
         <w:spacing w:line="276" w:lineRule="auto"/>
-        <w:ind w:left="720"/>
-      </w:pPr>
-      <w:proofErr w:type="gramStart"/>
-      <w:r>
-        <w:rPr>
-          <w:rFonts w:hAnsi="Symbol"/>
-        </w:rPr>
-        <w:t></w:t>
-      </w:r>
-      <w:r>
-        <w:t xml:space="preserve">  Enterprise</w:t>
-      </w:r>
-      <w:proofErr w:type="gramEnd"/>
-      <w:r>
-        <w:t xml:space="preserve"> IP Addressing Plan </w:t>
+      </w:pPr>
+      <w:r>
+        <w:t xml:space="preserve">Enterprise IP Addressing Plan </w:t>
       </w:r>
     </w:p>
     <w:p>
       <w:pPr>
+        <w:pStyle w:val="ListParagraph"/>
+        <w:numPr>
+          <w:ilvl w:val="0"/>
+          <w:numId w:val="24"/>
+        </w:numPr>
         <w:spacing w:line="276" w:lineRule="auto"/>
-        <w:ind w:left="720"/>
-      </w:pPr>
-      <w:proofErr w:type="gramStart"/>
-      <w:r>
-        <w:rPr>
-          <w:rFonts w:hAnsi="Symbol"/>
-        </w:rPr>
-        <w:t></w:t>
-      </w:r>
-      <w:r>
-        <w:t xml:space="preserve">  Enterprise</w:t>
-      </w:r>
-      <w:proofErr w:type="gramEnd"/>
-      <w:r>
-        <w:t xml:space="preserve"> Topology </w:t>
+      </w:pPr>
+      <w:r>
+        <w:t xml:space="preserve">Enterprise Topology </w:t>
       </w:r>
     </w:p>
     <w:p>
       <w:pPr>
+        <w:pStyle w:val="ListParagraph"/>
+        <w:numPr>
+          <w:ilvl w:val="0"/>
+          <w:numId w:val="24"/>
+        </w:numPr>
         <w:spacing w:line="276" w:lineRule="auto"/>
-        <w:ind w:left="720"/>
-      </w:pPr>
-      <w:proofErr w:type="gramStart"/>
-      <w:r>
-        <w:rPr>
-          <w:rFonts w:hAnsi="Symbol"/>
-        </w:rPr>
-        <w:t></w:t>
-      </w:r>
-      <w:r>
-        <w:t xml:space="preserve">  Enterprise</w:t>
-      </w:r>
-      <w:proofErr w:type="gramEnd"/>
-      <w:r>
-        <w:t xml:space="preserve"> Change Request (ECR-00</w:t>
+      </w:pPr>
+      <w:r>
+        <w:t>Enterprise Change Request (ECR-00</w:t>
       </w:r>
       <w:r>
         <w:t>6</w:t>
@@ -763,22 +747,15 @@
     </w:p>
     <w:p>
       <w:pPr>
+        <w:pStyle w:val="ListParagraph"/>
+        <w:numPr>
+          <w:ilvl w:val="0"/>
+          <w:numId w:val="24"/>
+        </w:numPr>
         <w:spacing w:line="276" w:lineRule="auto"/>
-        <w:ind w:left="720"/>
-      </w:pPr>
-      <w:proofErr w:type="gramStart"/>
-      <w:r>
-        <w:rPr>
-          <w:rFonts w:hAnsi="Symbol"/>
-        </w:rPr>
-        <w:t></w:t>
-      </w:r>
-      <w:r>
-        <w:t xml:space="preserve">  Lab</w:t>
-      </w:r>
-      <w:proofErr w:type="gramEnd"/>
-      <w:r>
-        <w:t xml:space="preserve"> Process &amp; Expectations Guide</w:t>
+      </w:pPr>
+      <w:r>
+        <w:t>Enterprise Change Request Process &amp; Expectations Guide</w:t>
       </w:r>
     </w:p>
     <w:p>
@@ -994,6 +971,7 @@
         <w:spacing w:before="100" w:beforeAutospacing="1" w:after="100" w:afterAutospacing="1" w:line="276" w:lineRule="auto"/>
       </w:pPr>
       <w:r>
+        <w:lastRenderedPageBreak/>
         <w:t xml:space="preserve">Configure excluded IPv4 address ranges according to the </w:t>
       </w:r>
       <w:r>
@@ -1016,7 +994,6 @@
         <w:spacing w:before="100" w:beforeAutospacing="1" w:after="100" w:afterAutospacing="1" w:line="276" w:lineRule="auto"/>
       </w:pPr>
       <w:r>
-        <w:lastRenderedPageBreak/>
         <w:t>Configure the required default gateway, DNS server</w:t>
       </w:r>
       <w:r>
@@ -1101,6 +1078,14 @@
       </w:pPr>
       <w:r>
         <w:t>Phase 2 – Configure Enterprise DHCPv6 Services</w:t>
+      </w:r>
+    </w:p>
+    <w:p>
+      <w:pPr>
+        <w:pStyle w:val="Heading4"/>
+      </w:pPr>
+      <w:r>
+        <w:t>Step 1 – Configure Phoenix Headquarters Stateless DHCPv6 Services</w:t>
       </w:r>
     </w:p>
     <w:p>
@@ -1127,7 +1112,10 @@
         </w:sdtContent>
       </w:sdt>
       <w:r>
-        <w:t xml:space="preserve"> Configure centralized Stateless DHCPv6 services for the Sonoran Outdoor Equipment enterprise.</w:t>
+        <w:t xml:space="preserve"> Configure centralized Stateless DHCPv6 services for the </w:t>
+      </w:r>
+      <w:r>
+        <w:t xml:space="preserve">Phoenix Headquarters networks. </w:t>
       </w:r>
     </w:p>
     <w:p>
@@ -1153,43 +1141,30 @@
     </w:p>
     <w:p>
       <w:pPr>
-        <w:spacing w:before="100" w:beforeAutospacing="1" w:after="100" w:afterAutospacing="1"/>
-      </w:pPr>
-      <w:r>
-        <w:t xml:space="preserve">The Sonoran Outdoor Equipment enterprise has adopted a dual-stack network architecture supporting both IPv4 and IPv6. To maintain consistency across the enterprise, IPv6 address assignment will use </w:t>
+        <w:pStyle w:val="pdq2pgselectionanchorcontainer"/>
+      </w:pPr>
+      <w:r>
+        <w:t xml:space="preserve">The Sonoran Outdoor Equipment enterprise uses a dual-stack network architecture supporting both IPv4 and IPv6. At Phoenix Headquarters, IPv6 client addressing uses </w:t>
       </w:r>
       <w:r>
         <w:rPr>
-          <w:b/>
-          <w:bCs/>
-        </w:rPr>
-        <w:t>Stateless DHCPv6</w:t>
-      </w:r>
-      <w:r>
-        <w:t xml:space="preserve"> in combination with </w:t>
-      </w:r>
-      <w:r>
-        <w:rPr>
-          <w:b/>
-          <w:bCs/>
+          <w:rStyle w:val="Strong"/>
         </w:rPr>
         <w:t xml:space="preserve">Stateless Address </w:t>
       </w:r>
       <w:proofErr w:type="spellStart"/>
       <w:r>
         <w:rPr>
-          <w:b/>
-          <w:bCs/>
+          <w:rStyle w:val="Strong"/>
         </w:rPr>
         <w:t>Autoconfiguration</w:t>
       </w:r>
       <w:proofErr w:type="spellEnd"/>
       <w:r>
         <w:rPr>
-          <w:b/>
-          <w:bCs/>
+          <w:rStyle w:val="Strong"/>
         </w:rPr>
-        <w:t xml:space="preserve"> (SLAAC)</w:t>
+        <w:t xml:space="preserve"> (SLAAC) in combination with Stateless DHCPv6</w:t>
       </w:r>
       <w:r>
         <w:t>.</w:t>
@@ -1197,18 +1172,18 @@
     </w:p>
     <w:p>
       <w:pPr>
-        <w:spacing w:before="100" w:beforeAutospacing="1" w:after="100" w:afterAutospacing="1"/>
-      </w:pPr>
-      <w:r>
-        <w:t>Under this deployment model, client devices will automatically generate their IPv6 addresses while obtaining additional network configuration information from the centralized DHCPv6 server located at Phoenix Headquarters.</w:t>
+        <w:pStyle w:val="NormalWeb"/>
+      </w:pPr>
+      <w:r>
+        <w:t>Under this deployment model, client devices automatically generate their IPv6 addresses using SLAAC while obtaining additional network configuration information from the centralized DHCPv6 service on HQ-R1.</w:t>
       </w:r>
     </w:p>
     <w:p>
       <w:pPr>
-        <w:spacing w:before="100" w:beforeAutospacing="1" w:after="100" w:afterAutospacing="1"/>
-      </w:pPr>
-      <w:r>
-        <w:t>The enterprise Domain Name System (DNS) server supports both IPv4 and IPv6. As part of this Enterprise Change Request, configure the centralized Stateless DHCPv6 service to distribute the enterprise IPv6 DNS server address to enterprise client devices.</w:t>
+        <w:pStyle w:val="NormalWeb"/>
+      </w:pPr>
+      <w:r>
+        <w:t>The enterprise Domain Name System (DNS) server supports both IPv4 and IPv6. Configure the Phoenix Headquarters Stateless DHCPv6 service to provide the enterprise IPv6 DNS server address to client devices.</w:t>
       </w:r>
     </w:p>
     <w:p>
@@ -1234,119 +1209,265 @@
     </w:p>
     <w:p>
       <w:pPr>
+        <w:pStyle w:val="ListParagraph"/>
         <w:numPr>
           <w:ilvl w:val="0"/>
-          <w:numId w:val="22"/>
+          <w:numId w:val="21"/>
         </w:numPr>
-        <w:spacing w:before="100" w:beforeAutospacing="1" w:after="100" w:afterAutospacing="1" w:line="276" w:lineRule="auto"/>
-      </w:pPr>
-      <w:r>
-        <w:t xml:space="preserve">Configure centralized Stateless DHCPv6 services on </w:t>
-      </w:r>
+        <w:spacing w:line="276" w:lineRule="auto"/>
+      </w:pPr>
+      <w:r>
+        <w:t xml:space="preserve">Configure centralized </w:t>
+      </w:r>
+      <w:r>
+        <w:rPr>
+          <w:rStyle w:val="Strong"/>
+        </w:rPr>
+        <w:t>Stateless DHCPv6 services on HQ-R1</w:t>
+      </w:r>
+      <w:r>
+        <w:t xml:space="preserve"> for the implemented Phoenix Headquarters client VLANs. </w:t>
+      </w:r>
+    </w:p>
+    <w:p>
+      <w:pPr>
+        <w:pStyle w:val="ListParagraph"/>
+        <w:numPr>
+          <w:ilvl w:val="0"/>
+          <w:numId w:val="21"/>
+        </w:numPr>
+        <w:spacing w:line="276" w:lineRule="auto"/>
+      </w:pPr>
+      <w:r>
+        <w:t xml:space="preserve">Create a DHCPv6 pool for each implemented Phoenix Headquarters client VLAN according to the approved enterprise naming convention. </w:t>
+      </w:r>
+    </w:p>
+    <w:p>
+      <w:pPr>
+        <w:pStyle w:val="ListParagraph"/>
+        <w:numPr>
+          <w:ilvl w:val="0"/>
+          <w:numId w:val="21"/>
+        </w:numPr>
+        <w:spacing w:line="276" w:lineRule="auto"/>
+      </w:pPr>
+      <w:r>
+        <w:t xml:space="preserve">Configure each DHCPv6 pool to provide the required enterprise network information. </w:t>
+      </w:r>
+    </w:p>
+    <w:p>
+      <w:pPr>
+        <w:pStyle w:val="ListParagraph"/>
+        <w:numPr>
+          <w:ilvl w:val="0"/>
+          <w:numId w:val="21"/>
+        </w:numPr>
+        <w:spacing w:line="276" w:lineRule="auto"/>
+      </w:pPr>
+      <w:r>
+        <w:t xml:space="preserve">Configure the enterprise IPv6 DNS server address </w:t>
+      </w:r>
+      <w:r>
+        <w:rPr>
+          <w:rStyle w:val="Strong"/>
+        </w:rPr>
+        <w:t>2001:DB8:C001:50:</w:t>
+      </w:r>
+      <w:proofErr w:type="gramStart"/>
+      <w:r>
+        <w:rPr>
+          <w:rStyle w:val="Strong"/>
+        </w:rPr>
+        <w:t>:9</w:t>
+      </w:r>
+      <w:proofErr w:type="gramEnd"/>
+      <w:r>
+        <w:t xml:space="preserve"> in each DHCPv6 pool according to the Enterprise IP Addressing Plan. </w:t>
+      </w:r>
+    </w:p>
+    <w:p>
+      <w:pPr>
+        <w:pStyle w:val="ListParagraph"/>
+        <w:numPr>
+          <w:ilvl w:val="0"/>
+          <w:numId w:val="21"/>
+        </w:numPr>
+        <w:spacing w:line="276" w:lineRule="auto"/>
+      </w:pPr>
+      <w:r>
+        <w:lastRenderedPageBreak/>
+        <w:t xml:space="preserve">Configure the appropriate HQ-R1 </w:t>
+      </w:r>
+      <w:proofErr w:type="spellStart"/>
+      <w:r>
+        <w:t>subinterfaces</w:t>
+      </w:r>
+      <w:proofErr w:type="spellEnd"/>
+      <w:r>
+        <w:t xml:space="preserve"> to support </w:t>
+      </w:r>
+      <w:r>
+        <w:rPr>
+          <w:rStyle w:val="Strong"/>
+        </w:rPr>
+        <w:t>SLAAC with Stateless DHCPv6</w:t>
+      </w:r>
+      <w:r>
+        <w:t xml:space="preserve"> operation. </w:t>
+      </w:r>
+    </w:p>
+    <w:p>
+      <w:pPr>
+        <w:pStyle w:val="ListParagraph"/>
+        <w:numPr>
+          <w:ilvl w:val="0"/>
+          <w:numId w:val="21"/>
+        </w:numPr>
+        <w:spacing w:line="276" w:lineRule="auto"/>
+      </w:pPr>
+      <w:r>
+        <w:t>Verify that all required Phoenix Headquarters DHCPv6 pools have been configured successfully before proceeding.</w:t>
+      </w:r>
+    </w:p>
+    <w:p>
+      <w:pPr>
+        <w:pStyle w:val="Heading4"/>
+      </w:pPr>
+      <w:bookmarkStart w:id="0" w:name="_GoBack"/>
+      <w:r>
+        <w:pict>
+          <v:rect id="_x0000_i1031" style="width:468pt;height:1.5pt" o:hralign="center" o:hrstd="t" o:hrnoshade="t" o:hr="t" fillcolor="#974706 [1609]" stroked="f"/>
+        </w:pict>
+      </w:r>
+      <w:bookmarkEnd w:id="0"/>
+    </w:p>
+    <w:p>
+      <w:pPr>
+        <w:pStyle w:val="Heading4"/>
+      </w:pPr>
+      <w:r>
+        <w:t>Step 2 – Configure Remote-Site SLAAC Services</w:t>
+      </w:r>
+    </w:p>
+    <w:p>
+      <w:pPr>
+        <w:spacing w:before="100" w:beforeAutospacing="1" w:after="100" w:afterAutospacing="1"/>
+      </w:pPr>
+      <w:sdt>
+        <w:sdtPr>
+          <w:id w:val="716638596"/>
+          <w14:checkbox>
+            <w14:checked w14:val="0"/>
+            <w14:checkedState w14:val="2612" w14:font="MS Gothic"/>
+            <w14:uncheckedState w14:val="2610" w14:font="MS Gothic"/>
+          </w14:checkbox>
+        </w:sdtPr>
+        <w:sdtEndPr/>
+        <w:sdtContent>
+          <w:r>
+            <w:rPr>
+              <w:rFonts w:ascii="MS Gothic" w:eastAsia="MS Gothic" w:hAnsi="MS Gothic" w:hint="eastAsia"/>
+            </w:rPr>
+            <w:t>☐</w:t>
+          </w:r>
+        </w:sdtContent>
+      </w:sdt>
+      <w:r>
+        <w:t xml:space="preserve"> Configure IPv6 Stateless Address </w:t>
+      </w:r>
+      <w:proofErr w:type="spellStart"/>
+      <w:r>
+        <w:t>Autoconfiguration</w:t>
+      </w:r>
+      <w:proofErr w:type="spellEnd"/>
+      <w:r>
+        <w:t xml:space="preserve"> (SLAAC) services for the Tucson Distribution Center and Flagstaff Retail Store.</w:t>
+      </w:r>
+    </w:p>
+    <w:p>
+      <w:pPr>
+        <w:spacing w:before="100" w:beforeAutospacing="1" w:after="100" w:afterAutospacing="1"/>
+      </w:pPr>
       <w:r>
         <w:rPr>
           <w:b/>
           <w:bCs/>
         </w:rPr>
-        <w:t>HQ-R1</w:t>
-      </w:r>
-      <w:r>
-        <w:t xml:space="preserve">. </w:t>
+        <w:t>Background</w:t>
       </w:r>
     </w:p>
     <w:p>
       <w:pPr>
+        <w:spacing w:before="100" w:beforeAutospacing="1" w:after="100" w:afterAutospacing="1"/>
+      </w:pPr>
+      <w:r>
+        <w:t xml:space="preserve">The Tucson Distribution Center and Flagstaff Retail Store use </w:t>
+      </w:r>
+      <w:r>
+        <w:rPr>
+          <w:b/>
+          <w:bCs/>
+        </w:rPr>
+        <w:t xml:space="preserve">Stateless Address </w:t>
+      </w:r>
+      <w:proofErr w:type="spellStart"/>
+      <w:r>
+        <w:rPr>
+          <w:b/>
+          <w:bCs/>
+        </w:rPr>
+        <w:t>Autoconfiguration</w:t>
+      </w:r>
+      <w:proofErr w:type="spellEnd"/>
+      <w:r>
+        <w:rPr>
+          <w:b/>
+          <w:bCs/>
+        </w:rPr>
+        <w:t xml:space="preserve"> (SLAAC)</w:t>
+      </w:r>
+      <w:r>
+        <w:t xml:space="preserve"> to provide automatic IPv6 addressing to client devices.</w:t>
+      </w:r>
+    </w:p>
+    <w:p>
+      <w:pPr>
+        <w:spacing w:before="100" w:beforeAutospacing="1" w:after="100" w:afterAutospacing="1"/>
+      </w:pPr>
+      <w:r>
+        <w:t>Unlike Phoenix Headquarters, the remote sites do not use Stateless DHCPv6. Client devices at Tucson and Flagstaff will use IPv6 Router Advertisement (RA) messages from their local routers to automatically generate IPv6 addresses and obtain the information necessary to communicate with their local IPv6 network.</w:t>
+      </w:r>
+    </w:p>
+    <w:p>
+      <w:pPr>
+        <w:spacing w:before="100" w:beforeAutospacing="1" w:after="100" w:afterAutospacing="1"/>
+      </w:pPr>
+      <w:r>
+        <w:t>This deployment allows remote-site clients to automatically configure IPv6 addressing without requiring centralized DHCPv6 services.</w:t>
+      </w:r>
+    </w:p>
+    <w:p>
+      <w:pPr>
+        <w:spacing w:before="100" w:beforeAutospacing="1" w:after="100" w:afterAutospacing="1"/>
+      </w:pPr>
+      <w:r>
+        <w:rPr>
+          <w:b/>
+          <w:bCs/>
+        </w:rPr>
+        <w:t>At a minimum:</w:t>
+      </w:r>
+    </w:p>
+    <w:p>
+      <w:pPr>
         <w:numPr>
           <w:ilvl w:val="0"/>
-          <w:numId w:val="22"/>
+          <w:numId w:val="33"/>
         </w:numPr>
         <w:spacing w:before="100" w:beforeAutospacing="1" w:after="100" w:afterAutospacing="1" w:line="276" w:lineRule="auto"/>
       </w:pPr>
       <w:r>
-        <w:t xml:space="preserve">Create a DHCPv6 address pool for each enterprise VLAN according to the approved enterprise naming convention. </w:t>
-      </w:r>
-    </w:p>
-    <w:p>
-      <w:pPr>
-        <w:numPr>
-          <w:ilvl w:val="0"/>
-          <w:numId w:val="22"/>
-        </w:numPr>
-        <w:spacing w:before="100" w:beforeAutospacing="1" w:after="100" w:afterAutospacing="1" w:line="276" w:lineRule="auto"/>
-      </w:pPr>
-      <w:r>
-        <w:t>Configure each DHCPv6 pool to provide the required enterprise network information.</w:t>
-      </w:r>
-    </w:p>
-    <w:p>
-      <w:pPr>
-        <w:numPr>
-          <w:ilvl w:val="0"/>
-          <w:numId w:val="22"/>
-        </w:numPr>
-        <w:spacing w:before="100" w:beforeAutospacing="1" w:after="100" w:afterAutospacing="1" w:line="276" w:lineRule="auto"/>
-      </w:pPr>
-      <w:r>
-        <w:t xml:space="preserve">Configure the enterprise IPv6 DNS server address </w:t>
-      </w:r>
-      <w:r>
-        <w:rPr>
-          <w:b/>
-        </w:rPr>
-        <w:t>(2001:DB8:C001</w:t>
-      </w:r>
-      <w:r>
-        <w:rPr>
-          <w:b/>
-        </w:rPr>
-        <w:t>:5</w:t>
-      </w:r>
-      <w:r>
-        <w:rPr>
-          <w:b/>
-        </w:rPr>
-        <w:t>0:</w:t>
-      </w:r>
-      <w:proofErr w:type="gramStart"/>
-      <w:r>
-        <w:rPr>
-          <w:b/>
-        </w:rPr>
-        <w:t>:9</w:t>
-      </w:r>
-      <w:proofErr w:type="gramEnd"/>
-      <w:r>
-        <w:rPr>
-          <w:b/>
-        </w:rPr>
-        <w:t>/64)</w:t>
-      </w:r>
-      <w:r>
-        <w:t xml:space="preserve"> in each DHCPv6 pool according to the Enterprise IP Addressing Plan.</w:t>
-      </w:r>
-    </w:p>
-    <w:p>
-      <w:pPr>
-        <w:numPr>
-          <w:ilvl w:val="0"/>
-          <w:numId w:val="22"/>
-        </w:numPr>
-        <w:spacing w:before="100" w:beforeAutospacing="1" w:after="100" w:afterAutospacing="1" w:line="276" w:lineRule="auto"/>
-      </w:pPr>
-      <w:r>
-        <w:t xml:space="preserve">Configure the appropriate router interfaces to support Stateless DHCPv6 operation. </w:t>
-      </w:r>
-    </w:p>
-    <w:p>
-      <w:pPr>
-        <w:numPr>
-          <w:ilvl w:val="0"/>
-          <w:numId w:val="22"/>
-        </w:numPr>
-        <w:spacing w:before="100" w:beforeAutospacing="1" w:after="100" w:afterAutospacing="1" w:line="276" w:lineRule="auto"/>
-      </w:pPr>
-      <w:r>
-        <w:t xml:space="preserve">Configure DHCPv6 relay services on </w:t>
+        <w:t xml:space="preserve">Configure the appropriate </w:t>
       </w:r>
       <w:r>
         <w:rPr>
@@ -1356,7 +1477,19 @@
         <w:t>TUC-R2</w:t>
       </w:r>
       <w:r>
-        <w:t xml:space="preserve"> and </w:t>
+        <w:t xml:space="preserve"> interface to support SLAAC operation for the Tucson Warehouse &amp; Inventory network. </w:t>
+      </w:r>
+    </w:p>
+    <w:p>
+      <w:pPr>
+        <w:numPr>
+          <w:ilvl w:val="0"/>
+          <w:numId w:val="33"/>
+        </w:numPr>
+        <w:spacing w:before="100" w:beforeAutospacing="1" w:after="100" w:afterAutospacing="1" w:line="276" w:lineRule="auto"/>
+      </w:pPr>
+      <w:r>
+        <w:t xml:space="preserve">Configure the appropriate </w:t>
       </w:r>
       <w:r>
         <w:rPr>
@@ -1366,34 +1499,61 @@
         <w:t>FLG-R3</w:t>
       </w:r>
       <w:r>
-        <w:t xml:space="preserve"> to forward DHCPv6 requests to the centralized DHCPv6 server. </w:t>
+        <w:t xml:space="preserve"> interface to support SLAAC operation for the Flagstaff Sales &amp; Customer Service network. </w:t>
       </w:r>
     </w:p>
     <w:p>
       <w:pPr>
         <w:numPr>
           <w:ilvl w:val="0"/>
-          <w:numId w:val="22"/>
+          <w:numId w:val="33"/>
         </w:numPr>
         <w:spacing w:before="100" w:beforeAutospacing="1" w:after="100" w:afterAutospacing="1" w:line="276" w:lineRule="auto"/>
       </w:pPr>
       <w:r>
-        <w:lastRenderedPageBreak/>
-        <w:t xml:space="preserve">Verify that all DHCPv6 pools have been configured successfully before proceeding. </w:t>
+        <w:t xml:space="preserve">Ensure remote-site client devices can automatically generate valid IPv6 Global Unicast Addresses using the IPv6 prefixes assigned in the Enterprise IP Addressing Plan. </w:t>
       </w:r>
     </w:p>
     <w:p>
-      <w:r>
-        <w:pict>
-          <v:rect id="_x0000_i1031" style="width:468pt;height:1.5pt" o:hralign="center" o:hrstd="t" o:hrnoshade="t" o:hr="t" fillcolor="#974706 [1609]" stroked="f"/>
-        </w:pict>
+      <w:pPr>
+        <w:numPr>
+          <w:ilvl w:val="0"/>
+          <w:numId w:val="33"/>
+        </w:numPr>
+        <w:spacing w:before="100" w:beforeAutospacing="1" w:after="100" w:afterAutospacing="1" w:line="276" w:lineRule="auto"/>
+      </w:pPr>
+      <w:r>
+        <w:t xml:space="preserve">Ensure remote-site client devices receive the appropriate IPv6 default gateway information through Router Advertisement messages. </w:t>
       </w:r>
     </w:p>
     <w:p>
       <w:pPr>
+        <w:numPr>
+          <w:ilvl w:val="0"/>
+          <w:numId w:val="33"/>
+        </w:numPr>
+        <w:spacing w:before="100" w:beforeAutospacing="1" w:after="100" w:afterAutospacing="1" w:line="276" w:lineRule="auto"/>
+      </w:pPr>
+      <w:r>
+        <w:t>Verify successful SLAAC operation at both remote sites before proceeding.</w:t>
+      </w:r>
+    </w:p>
+    <w:p>
+      <w:pPr>
+        <w:spacing w:line="276" w:lineRule="auto"/>
+      </w:pPr>
+      <w:r>
+        <w:pict>
+          <v:rect id="_x0000_i1032" style="width:468pt;height:1.5pt" o:hralign="center" o:hrstd="t" o:hrnoshade="t" o:hr="t" fillcolor="#974706 [1609]" stroked="f"/>
+        </w:pict>
+      </w:r>
+    </w:p>
+    <w:p>
+      <w:pPr>
         <w:pStyle w:val="Heading3"/>
       </w:pPr>
       <w:r>
+        <w:lastRenderedPageBreak/>
         <w:t>Phase 3 – Deploy Enterprise Client Addressing Services</w:t>
       </w:r>
     </w:p>
@@ -1564,7 +1724,7 @@
           <w:color w:val="4F6228" w:themeColor="accent3" w:themeShade="80"/>
         </w:rPr>
         <w:pict>
-          <v:rect id="_x0000_i1032" style="width:468pt;height:2pt" o:hralign="center" o:hrstd="t" o:hrnoshade="t" o:hr="t" fillcolor="#4e6128 [1606]" stroked="f"/>
+          <v:rect id="_x0000_i1033" style="width:468pt;height:2pt" o:hralign="center" o:hrstd="t" o:hrnoshade="t" o:hr="t" fillcolor="#4e6128 [1606]" stroked="f"/>
         </w:pict>
       </w:r>
     </w:p>
@@ -1640,7 +1800,6 @@
         <w:spacing w:before="100" w:beforeAutospacing="1" w:after="100" w:afterAutospacing="1" w:line="276" w:lineRule="auto"/>
       </w:pPr>
       <w:r>
-        <w:lastRenderedPageBreak/>
         <w:t xml:space="preserve">Include the </w:t>
       </w:r>
       <w:r>
@@ -1697,6 +1856,7 @@
         <w:spacing w:before="100" w:beforeAutospacing="1" w:after="100" w:afterAutospacing="1" w:line="276" w:lineRule="auto"/>
       </w:pPr>
       <w:r>
+        <w:lastRenderedPageBreak/>
         <w:t xml:space="preserve">If a required test is unsuccessful, include a screenshot of the failed test and record the result as </w:t>
       </w:r>
       <w:r>
@@ -1724,7 +1884,7 @@
       </w:pPr>
       <w:r>
         <w:pict>
-          <v:rect id="_x0000_i1033" style="width:468pt;height:1.5pt" o:hralign="center" o:hrstd="t" o:hrnoshade="t" o:hr="t" fillcolor="#974706 [1609]" stroked="f"/>
+          <v:rect id="_x0000_i1034" style="width:468pt;height:1.5pt" o:hralign="center" o:hrstd="t" o:hrnoshade="t" o:hr="t" fillcolor="#974706 [1609]" stroked="f"/>
         </w:pict>
       </w:r>
     </w:p>
@@ -1766,7 +1926,19 @@
         <w:t xml:space="preserve"> </w:t>
       </w:r>
       <w:r>
-        <w:t>Verify that enterprise client devices have successfully obtained IPv4 and IPv6 addressing through the centralized DHCP services.</w:t>
+        <w:t xml:space="preserve">Verify that enterprise client devices have successfully obtained </w:t>
+      </w:r>
+      <w:r>
+        <w:t xml:space="preserve">the required </w:t>
+      </w:r>
+      <w:r>
+        <w:t xml:space="preserve">IPv4 and IPv6 addressing </w:t>
+      </w:r>
+      <w:r>
+        <w:t>information</w:t>
+      </w:r>
+      <w:r>
+        <w:t>.</w:t>
       </w:r>
     </w:p>
     <w:p>
@@ -1792,15 +1964,41 @@
     </w:p>
     <w:p>
       <w:pPr>
-        <w:spacing w:before="100" w:beforeAutospacing="1" w:after="100" w:afterAutospacing="1"/>
-      </w:pPr>
-      <w:r>
-        <w:t>Following the deployment of centralized DHCP and Stateless DHCPv6 services, all enterprise client devices should automatically obtain their IPv4 and IPv6 network configuration. Before validating enterprise connectivity, verify that each enterprise client has received the correct addressing information according to the Enterprise IP Addressing Plan and Enterprise Network Standards Guide.</w:t>
+        <w:pStyle w:val="pdq2pgselectionanchorcontainer"/>
+      </w:pPr>
+      <w:r>
+        <w:t>Following the deployment of centralized DHCPv4 services, Stateless DHCPv6 services at Phoenix Headquarters, and SLAAC at the remote sites, enterprise client devices should automatically obtain their required IPv4 and IPv6 network configuration.</w:t>
       </w:r>
     </w:p>
     <w:p>
       <w:pPr>
+        <w:pStyle w:val="NormalWeb"/>
+      </w:pPr>
+      <w:r>
+        <w:t xml:space="preserve">Enterprise client devices were previously configured with </w:t>
+      </w:r>
+      <w:r>
+        <w:rPr>
+          <w:rStyle w:val="Strong"/>
+        </w:rPr>
+        <w:t>static IPv4 and IPv6 addresses</w:t>
+      </w:r>
+      <w:r>
+        <w:t xml:space="preserve"> during the initial enterprise deployment. Before validating the newly implemented dynamic addressing services, update the appropriate end-device IP configuration settings so that clients obtain their addressing information automatically.</w:t>
+      </w:r>
+    </w:p>
+    <w:p>
+      <w:pPr>
+        <w:pStyle w:val="NormalWeb"/>
+      </w:pPr>
+      <w:r>
+        <w:t>Verify that each enterprise client receives the correct addressing information according to the Enterprise IP Addressing Plan and Enterprise Network Standards Guide.</w:t>
+      </w:r>
+    </w:p>
+    <w:p>
+      <w:pPr>
         <w:pStyle w:val="Important"/>
+        <w:spacing w:after="240"/>
       </w:pPr>
       <w:r>
         <w:t>Important:</w:t>
@@ -1826,7 +2024,7 @@
       </w:pPr>
       <w:r>
         <w:pict>
-          <v:rect id="_x0000_i1034" style="width:468pt;height:1.5pt" o:hralign="center" o:hrstd="t" o:hrnoshade="t" o:hr="t" fillcolor="#974706 [1609]" stroked="f"/>
+          <v:rect id="_x0000_i1035" style="width:468pt;height:1.5pt" o:hralign="center" o:hrstd="t" o:hrnoshade="t" o:hr="t" fillcolor="#974706 [1609]" stroked="f"/>
         </w:pict>
       </w:r>
     </w:p>
@@ -1845,12 +2043,12 @@
           <w:sz w:val="27"/>
           <w:szCs w:val="27"/>
         </w:rPr>
-        <w:t>DHCP Addressing Table</w:t>
+        <w:t>Phoenix Headquarters End Device IP Addressing Table – HQ-S1</w:t>
       </w:r>
     </w:p>
     <w:tbl>
       <w:tblPr>
-        <w:tblW w:w="10080" w:type="dxa"/>
+        <w:tblW w:w="10170" w:type="dxa"/>
         <w:tblCellSpacing w:w="15" w:type="dxa"/>
         <w:tblInd w:w="-360" w:type="dxa"/>
         <w:tblCellMar>
@@ -1864,12 +2062,11 @@
         <w:tblDescription w:val="Table for documenting enterprise client addressing after DHCP deployment. The table lists each business location and department and provides space to record the dynamically assigned IPv4 address, IPv6 address, default gateway, and confirmation that DHCP configuration was successfully verified for each enterprise client device."/>
       </w:tblPr>
       <w:tblGrid>
-        <w:gridCol w:w="1219"/>
-        <w:gridCol w:w="1644"/>
-        <w:gridCol w:w="1907"/>
-        <w:gridCol w:w="1701"/>
-        <w:gridCol w:w="1844"/>
-        <w:gridCol w:w="1765"/>
+        <w:gridCol w:w="1440"/>
+        <w:gridCol w:w="1906"/>
+        <w:gridCol w:w="1906"/>
+        <w:gridCol w:w="2459"/>
+        <w:gridCol w:w="2459"/>
       </w:tblGrid>
       <w:tr>
         <w:trPr>
@@ -1878,7 +2075,7 @@
         </w:trPr>
         <w:tc>
           <w:tcPr>
-            <w:tcW w:w="1174" w:type="dxa"/>
+            <w:tcW w:w="1395" w:type="dxa"/>
             <w:shd w:val="clear" w:color="auto" w:fill="FFDAA3"/>
             <w:vAlign w:val="center"/>
             <w:hideMark/>
@@ -1902,43 +2099,13 @@
                 <w:sz w:val="28"/>
                 <w:szCs w:val="28"/>
               </w:rPr>
-              <w:t>Location</w:t>
+              <w:t>End Device</w:t>
             </w:r>
           </w:p>
         </w:tc>
         <w:tc>
           <w:tcPr>
-            <w:tcW w:w="1614" w:type="dxa"/>
-            <w:shd w:val="clear" w:color="auto" w:fill="FFDAA3"/>
-            <w:vAlign w:val="center"/>
-            <w:hideMark/>
-          </w:tcPr>
-          <w:p>
-            <w:pPr>
-              <w:pStyle w:val="TableHeading"/>
-              <w:rPr>
-                <w:rStyle w:val="BookTitle"/>
-                <w:b/>
-                <w:color w:val="auto"/>
-                <w:sz w:val="28"/>
-                <w:szCs w:val="28"/>
-              </w:rPr>
-            </w:pPr>
-            <w:r>
-              <w:rPr>
-                <w:rStyle w:val="BookTitle"/>
-                <w:b/>
-                <w:color w:val="auto"/>
-                <w:sz w:val="28"/>
-                <w:szCs w:val="28"/>
-              </w:rPr>
-              <w:t>Department</w:t>
-            </w:r>
-          </w:p>
-        </w:tc>
-        <w:tc>
-          <w:tcPr>
-            <w:tcW w:w="1877" w:type="dxa"/>
+            <w:tcW w:w="1876" w:type="dxa"/>
             <w:shd w:val="clear" w:color="auto" w:fill="FFDAA3"/>
             <w:vAlign w:val="center"/>
             <w:hideMark/>
@@ -1968,7 +2135,7 @@
         </w:tc>
         <w:tc>
           <w:tcPr>
-            <w:tcW w:w="1671" w:type="dxa"/>
+            <w:tcW w:w="1876" w:type="dxa"/>
             <w:shd w:val="clear" w:color="auto" w:fill="FFDAA3"/>
             <w:vAlign w:val="center"/>
             <w:hideMark/>
@@ -1998,7 +2165,7 @@
         </w:tc>
         <w:tc>
           <w:tcPr>
-            <w:tcW w:w="1814" w:type="dxa"/>
+            <w:tcW w:w="2429" w:type="dxa"/>
             <w:shd w:val="clear" w:color="auto" w:fill="FFDAA3"/>
             <w:vAlign w:val="center"/>
             <w:hideMark/>
@@ -2028,7 +2195,7 @@
         </w:tc>
         <w:tc>
           <w:tcPr>
-            <w:tcW w:w="1720" w:type="dxa"/>
+            <w:tcW w:w="2414" w:type="dxa"/>
             <w:shd w:val="clear" w:color="auto" w:fill="FFDAA3"/>
             <w:vAlign w:val="center"/>
             <w:hideMark/>
@@ -2063,31 +2230,22 @@
         </w:trPr>
         <w:tc>
           <w:tcPr>
-            <w:tcW w:w="1174" w:type="dxa"/>
+            <w:tcW w:w="1395" w:type="dxa"/>
             <w:vAlign w:val="center"/>
             <w:hideMark/>
           </w:tcPr>
           <w:p>
             <w:r>
-              <w:t>HQ-S1</w:t>
+              <w:t xml:space="preserve">Phoenix </w:t>
+            </w:r>
+            <w:r>
+              <w:t>PC-HR1</w:t>
             </w:r>
           </w:p>
         </w:tc>
         <w:tc>
           <w:tcPr>
-            <w:tcW w:w="1614" w:type="dxa"/>
-            <w:vAlign w:val="center"/>
-            <w:hideMark/>
-          </w:tcPr>
-          <w:p>
-            <w:r>
-              <w:t>Human Resources</w:t>
-            </w:r>
-          </w:p>
-        </w:tc>
-        <w:tc>
-          <w:tcPr>
-            <w:tcW w:w="1877" w:type="dxa"/>
+            <w:tcW w:w="1876" w:type="dxa"/>
             <w:vAlign w:val="center"/>
             <w:hideMark/>
           </w:tcPr>
@@ -2095,7 +2253,7 @@
         </w:tc>
         <w:tc>
           <w:tcPr>
-            <w:tcW w:w="1671" w:type="dxa"/>
+            <w:tcW w:w="1876" w:type="dxa"/>
             <w:vAlign w:val="center"/>
             <w:hideMark/>
           </w:tcPr>
@@ -2110,7 +2268,7 @@
         </w:tc>
         <w:tc>
           <w:tcPr>
-            <w:tcW w:w="1814" w:type="dxa"/>
+            <w:tcW w:w="2429" w:type="dxa"/>
             <w:vAlign w:val="center"/>
           </w:tcPr>
           <w:p>
@@ -2125,7 +2283,7 @@
         </w:tc>
         <w:tc>
           <w:tcPr>
-            <w:tcW w:w="1720" w:type="dxa"/>
+            <w:tcW w:w="2414" w:type="dxa"/>
             <w:vAlign w:val="center"/>
             <w:hideMark/>
           </w:tcPr>
@@ -2146,31 +2304,23 @@
         </w:trPr>
         <w:tc>
           <w:tcPr>
-            <w:tcW w:w="1174" w:type="dxa"/>
+            <w:tcW w:w="1395" w:type="dxa"/>
             <w:vAlign w:val="center"/>
             <w:hideMark/>
           </w:tcPr>
           <w:p>
             <w:r>
-              <w:t>HQ-S1</w:t>
+              <w:lastRenderedPageBreak/>
+              <w:t>Phoenix P</w:t>
+            </w:r>
+            <w:r>
+              <w:t>C-SCS1</w:t>
             </w:r>
           </w:p>
         </w:tc>
         <w:tc>
           <w:tcPr>
-            <w:tcW w:w="1614" w:type="dxa"/>
-            <w:vAlign w:val="center"/>
-            <w:hideMark/>
-          </w:tcPr>
-          <w:p>
-            <w:r>
-              <w:t>Sales &amp; Customer Service</w:t>
-            </w:r>
-          </w:p>
-        </w:tc>
-        <w:tc>
-          <w:tcPr>
-            <w:tcW w:w="1877" w:type="dxa"/>
+            <w:tcW w:w="1876" w:type="dxa"/>
             <w:vAlign w:val="center"/>
             <w:hideMark/>
           </w:tcPr>
@@ -2178,7 +2328,7 @@
         </w:tc>
         <w:tc>
           <w:tcPr>
-            <w:tcW w:w="1671" w:type="dxa"/>
+            <w:tcW w:w="1876" w:type="dxa"/>
             <w:vAlign w:val="center"/>
             <w:hideMark/>
           </w:tcPr>
@@ -2193,7 +2343,7 @@
         </w:tc>
         <w:tc>
           <w:tcPr>
-            <w:tcW w:w="1814" w:type="dxa"/>
+            <w:tcW w:w="2429" w:type="dxa"/>
             <w:vAlign w:val="center"/>
           </w:tcPr>
           <w:p>
@@ -2208,7 +2358,7 @@
         </w:tc>
         <w:tc>
           <w:tcPr>
-            <w:tcW w:w="1720" w:type="dxa"/>
+            <w:tcW w:w="2414" w:type="dxa"/>
             <w:vAlign w:val="center"/>
             <w:hideMark/>
           </w:tcPr>
@@ -2229,37 +2379,28 @@
         </w:trPr>
         <w:tc>
           <w:tcPr>
-            <w:tcW w:w="1174" w:type="dxa"/>
+            <w:tcW w:w="1395" w:type="dxa"/>
             <w:vAlign w:val="center"/>
           </w:tcPr>
           <w:p>
             <w:r>
-              <w:lastRenderedPageBreak/>
-              <w:t>HQ-S1</w:t>
+              <w:t xml:space="preserve">Phoenix </w:t>
+            </w:r>
+            <w:r>
+              <w:t>PC-IT1</w:t>
             </w:r>
           </w:p>
         </w:tc>
         <w:tc>
           <w:tcPr>
-            <w:tcW w:w="1614" w:type="dxa"/>
-            <w:vAlign w:val="center"/>
-          </w:tcPr>
-          <w:p>
-            <w:r>
-              <w:t>Information Technology</w:t>
-            </w:r>
-          </w:p>
-        </w:tc>
-        <w:tc>
-          <w:tcPr>
-            <w:tcW w:w="1877" w:type="dxa"/>
+            <w:tcW w:w="1876" w:type="dxa"/>
             <w:vAlign w:val="center"/>
           </w:tcPr>
           <w:p/>
         </w:tc>
         <w:tc>
           <w:tcPr>
-            <w:tcW w:w="1671" w:type="dxa"/>
+            <w:tcW w:w="1876" w:type="dxa"/>
             <w:vAlign w:val="center"/>
           </w:tcPr>
           <w:p>
@@ -2273,7 +2414,7 @@
         </w:tc>
         <w:tc>
           <w:tcPr>
-            <w:tcW w:w="1814" w:type="dxa"/>
+            <w:tcW w:w="2429" w:type="dxa"/>
             <w:vAlign w:val="center"/>
           </w:tcPr>
           <w:p>
@@ -2288,7 +2429,7 @@
         </w:tc>
         <w:tc>
           <w:tcPr>
-            <w:tcW w:w="1720" w:type="dxa"/>
+            <w:tcW w:w="2414" w:type="dxa"/>
             <w:vAlign w:val="center"/>
           </w:tcPr>
           <w:p>
@@ -2302,37 +2443,229 @@
           </w:p>
         </w:tc>
       </w:tr>
+    </w:tbl>
+    <w:p>
+      <w:pPr>
+        <w:spacing w:before="100" w:beforeAutospacing="1" w:after="100" w:afterAutospacing="1"/>
+        <w:rPr>
+          <w:b/>
+          <w:sz w:val="27"/>
+          <w:szCs w:val="27"/>
+        </w:rPr>
+      </w:pPr>
+      <w:r>
+        <w:rPr>
+          <w:b/>
+          <w:sz w:val="27"/>
+          <w:szCs w:val="27"/>
+        </w:rPr>
+        <w:t>Phoenix Headquarters End De</w:t>
+      </w:r>
+      <w:r>
+        <w:rPr>
+          <w:b/>
+          <w:sz w:val="27"/>
+          <w:szCs w:val="27"/>
+        </w:rPr>
+        <w:t>vice IP Addressing Table – HQ-S2</w:t>
+      </w:r>
+    </w:p>
+    <w:tbl>
+      <w:tblPr>
+        <w:tblW w:w="10170" w:type="dxa"/>
+        <w:tblCellSpacing w:w="15" w:type="dxa"/>
+        <w:tblInd w:w="-360" w:type="dxa"/>
+        <w:tblCellMar>
+          <w:top w:w="29" w:type="dxa"/>
+          <w:left w:w="58" w:type="dxa"/>
+          <w:bottom w:w="29" w:type="dxa"/>
+          <w:right w:w="58" w:type="dxa"/>
+        </w:tblCellMar>
+        <w:tblLook w:val="04A0" w:firstRow="1" w:lastRow="0" w:firstColumn="1" w:lastColumn="0" w:noHBand="0" w:noVBand="1"/>
+        <w:tblCaption w:val="DHCP Deployment"/>
+        <w:tblDescription w:val="Table for documenting enterprise client addressing after DHCP deployment. The table lists each business location and department and provides space to record the dynamically assigned IPv4 address, IPv6 address, default gateway, and confirmation that DHCP configuration was successfully verified for each enterprise client device."/>
+      </w:tblPr>
+      <w:tblGrid>
+        <w:gridCol w:w="1440"/>
+        <w:gridCol w:w="1906"/>
+        <w:gridCol w:w="1906"/>
+        <w:gridCol w:w="2459"/>
+        <w:gridCol w:w="2459"/>
+      </w:tblGrid>
       <w:tr>
         <w:trPr>
           <w:tblCellSpacing w:w="15" w:type="dxa"/>
         </w:trPr>
         <w:tc>
           <w:tcPr>
-            <w:tcW w:w="1174" w:type="dxa"/>
+            <w:tcW w:w="1395" w:type="dxa"/>
+            <w:shd w:val="clear" w:color="auto" w:fill="FFDAA3"/>
             <w:vAlign w:val="center"/>
-            <w:hideMark/>
           </w:tcPr>
           <w:p>
+            <w:pPr>
+              <w:pStyle w:val="TableHeading"/>
+              <w:rPr>
+                <w:rStyle w:val="BookTitle"/>
+                <w:b/>
+                <w:color w:val="auto"/>
+                <w:sz w:val="28"/>
+                <w:szCs w:val="28"/>
+              </w:rPr>
+            </w:pPr>
             <w:r>
-              <w:t>HQ-S2</w:t>
+              <w:rPr>
+                <w:rStyle w:val="BookTitle"/>
+                <w:b/>
+                <w:color w:val="auto"/>
+                <w:sz w:val="28"/>
+                <w:szCs w:val="28"/>
+              </w:rPr>
+              <w:t>End Device</w:t>
             </w:r>
           </w:p>
         </w:tc>
         <w:tc>
           <w:tcPr>
-            <w:tcW w:w="1614" w:type="dxa"/>
+            <w:tcW w:w="1876" w:type="dxa"/>
+            <w:shd w:val="clear" w:color="auto" w:fill="FFDAA3"/>
             <w:vAlign w:val="center"/>
             <w:hideMark/>
           </w:tcPr>
           <w:p>
+            <w:pPr>
+              <w:pStyle w:val="TableHeading"/>
+              <w:rPr>
+                <w:rStyle w:val="BookTitle"/>
+                <w:b/>
+                <w:color w:val="auto"/>
+                <w:sz w:val="28"/>
+                <w:szCs w:val="28"/>
+              </w:rPr>
+            </w:pPr>
             <w:r>
-              <w:t>Accounting &amp; Finance</w:t>
+              <w:rPr>
+                <w:rStyle w:val="BookTitle"/>
+                <w:b/>
+                <w:color w:val="auto"/>
+                <w:sz w:val="28"/>
+                <w:szCs w:val="28"/>
+              </w:rPr>
+              <w:t>IPv4 Address</w:t>
             </w:r>
           </w:p>
         </w:tc>
         <w:tc>
           <w:tcPr>
-            <w:tcW w:w="1877" w:type="dxa"/>
+            <w:tcW w:w="1876" w:type="dxa"/>
+            <w:shd w:val="clear" w:color="auto" w:fill="FFDAA3"/>
+            <w:vAlign w:val="center"/>
+            <w:hideMark/>
+          </w:tcPr>
+          <w:p>
+            <w:pPr>
+              <w:pStyle w:val="TableHeading"/>
+              <w:rPr>
+                <w:rStyle w:val="BookTitle"/>
+                <w:b/>
+                <w:color w:val="auto"/>
+                <w:sz w:val="28"/>
+                <w:szCs w:val="28"/>
+              </w:rPr>
+            </w:pPr>
+            <w:r>
+              <w:rPr>
+                <w:rStyle w:val="BookTitle"/>
+                <w:b/>
+                <w:color w:val="auto"/>
+                <w:sz w:val="28"/>
+                <w:szCs w:val="28"/>
+              </w:rPr>
+              <w:t>IPv4 Default Gateway</w:t>
+            </w:r>
+          </w:p>
+        </w:tc>
+        <w:tc>
+          <w:tcPr>
+            <w:tcW w:w="2429" w:type="dxa"/>
+            <w:shd w:val="clear" w:color="auto" w:fill="FFDAA3"/>
+            <w:vAlign w:val="center"/>
+          </w:tcPr>
+          <w:p>
+            <w:pPr>
+              <w:pStyle w:val="TableHeading"/>
+              <w:rPr>
+                <w:rStyle w:val="BookTitle"/>
+                <w:b/>
+                <w:color w:val="auto"/>
+                <w:sz w:val="28"/>
+                <w:szCs w:val="28"/>
+              </w:rPr>
+            </w:pPr>
+            <w:r>
+              <w:rPr>
+                <w:rStyle w:val="BookTitle"/>
+                <w:b/>
+                <w:color w:val="auto"/>
+                <w:sz w:val="28"/>
+                <w:szCs w:val="28"/>
+              </w:rPr>
+              <w:t>IPv6 Address</w:t>
+            </w:r>
+          </w:p>
+        </w:tc>
+        <w:tc>
+          <w:tcPr>
+            <w:tcW w:w="2414" w:type="dxa"/>
+            <w:shd w:val="clear" w:color="auto" w:fill="FFDAA3"/>
+            <w:vAlign w:val="center"/>
+            <w:hideMark/>
+          </w:tcPr>
+          <w:p>
+            <w:pPr>
+              <w:pStyle w:val="TableHeading"/>
+              <w:rPr>
+                <w:rStyle w:val="BookTitle"/>
+                <w:b/>
+                <w:color w:val="auto"/>
+                <w:sz w:val="28"/>
+                <w:szCs w:val="28"/>
+              </w:rPr>
+            </w:pPr>
+            <w:r>
+              <w:rPr>
+                <w:rStyle w:val="BookTitle"/>
+                <w:b/>
+                <w:color w:val="auto"/>
+                <w:sz w:val="28"/>
+                <w:szCs w:val="28"/>
+              </w:rPr>
+              <w:t xml:space="preserve">IPv6 Default Gateway  </w:t>
+            </w:r>
+          </w:p>
+        </w:tc>
+      </w:tr>
+      <w:tr>
+        <w:trPr>
+          <w:tblCellSpacing w:w="15" w:type="dxa"/>
+        </w:trPr>
+        <w:tc>
+          <w:tcPr>
+            <w:tcW w:w="1395" w:type="dxa"/>
+            <w:vAlign w:val="center"/>
+          </w:tcPr>
+          <w:p>
+            <w:r>
+              <w:t xml:space="preserve">Phoenix </w:t>
+            </w:r>
+            <w:r>
+              <w:t>PC-EX1</w:t>
+            </w:r>
+          </w:p>
+        </w:tc>
+        <w:tc>
+          <w:tcPr>
+            <w:tcW w:w="1876" w:type="dxa"/>
             <w:vAlign w:val="center"/>
             <w:hideMark/>
           </w:tcPr>
@@ -2340,7 +2673,7 @@
         </w:tc>
         <w:tc>
           <w:tcPr>
-            <w:tcW w:w="1671" w:type="dxa"/>
+            <w:tcW w:w="1876" w:type="dxa"/>
             <w:vAlign w:val="center"/>
             <w:hideMark/>
           </w:tcPr>
@@ -2355,7 +2688,7 @@
         </w:tc>
         <w:tc>
           <w:tcPr>
-            <w:tcW w:w="1814" w:type="dxa"/>
+            <w:tcW w:w="2429" w:type="dxa"/>
             <w:vAlign w:val="center"/>
           </w:tcPr>
           <w:p>
@@ -2370,7 +2703,7 @@
         </w:tc>
         <w:tc>
           <w:tcPr>
-            <w:tcW w:w="1720" w:type="dxa"/>
+            <w:tcW w:w="2414" w:type="dxa"/>
             <w:vAlign w:val="center"/>
             <w:hideMark/>
           </w:tcPr>
@@ -2391,31 +2724,21 @@
         </w:trPr>
         <w:tc>
           <w:tcPr>
-            <w:tcW w:w="1174" w:type="dxa"/>
+            <w:tcW w:w="1395" w:type="dxa"/>
             <w:vAlign w:val="center"/>
-            <w:hideMark/>
           </w:tcPr>
           <w:p>
             <w:r>
-              <w:t>HQ-S2</w:t>
+              <w:t xml:space="preserve">Phoenix </w:t>
+            </w:r>
+            <w:r>
+              <w:t>PC-HR2</w:t>
             </w:r>
           </w:p>
         </w:tc>
         <w:tc>
           <w:tcPr>
-            <w:tcW w:w="1614" w:type="dxa"/>
-            <w:vAlign w:val="center"/>
-            <w:hideMark/>
-          </w:tcPr>
-          <w:p>
-            <w:r>
-              <w:t>Executive Administration</w:t>
-            </w:r>
-          </w:p>
-        </w:tc>
-        <w:tc>
-          <w:tcPr>
-            <w:tcW w:w="1877" w:type="dxa"/>
+            <w:tcW w:w="1876" w:type="dxa"/>
             <w:vAlign w:val="center"/>
             <w:hideMark/>
           </w:tcPr>
@@ -2423,7 +2746,7 @@
         </w:tc>
         <w:tc>
           <w:tcPr>
-            <w:tcW w:w="1671" w:type="dxa"/>
+            <w:tcW w:w="1876" w:type="dxa"/>
             <w:vAlign w:val="center"/>
             <w:hideMark/>
           </w:tcPr>
@@ -2438,7 +2761,7 @@
         </w:tc>
         <w:tc>
           <w:tcPr>
-            <w:tcW w:w="1814" w:type="dxa"/>
+            <w:tcW w:w="2429" w:type="dxa"/>
             <w:vAlign w:val="center"/>
           </w:tcPr>
           <w:p>
@@ -2453,7 +2776,7 @@
         </w:tc>
         <w:tc>
           <w:tcPr>
-            <w:tcW w:w="1720" w:type="dxa"/>
+            <w:tcW w:w="2414" w:type="dxa"/>
             <w:vAlign w:val="center"/>
             <w:hideMark/>
           </w:tcPr>
@@ -2474,31 +2797,21 @@
         </w:trPr>
         <w:tc>
           <w:tcPr>
-            <w:tcW w:w="1174" w:type="dxa"/>
+            <w:tcW w:w="1395" w:type="dxa"/>
             <w:vAlign w:val="center"/>
-            <w:hideMark/>
           </w:tcPr>
           <w:p>
             <w:r>
-              <w:t>HQ-S2</w:t>
+              <w:t xml:space="preserve">Phoenix </w:t>
+            </w:r>
+            <w:r>
+              <w:t>HQ-PC-SCS2</w:t>
             </w:r>
           </w:p>
         </w:tc>
         <w:tc>
           <w:tcPr>
-            <w:tcW w:w="1614" w:type="dxa"/>
-            <w:vAlign w:val="center"/>
-            <w:hideMark/>
-          </w:tcPr>
-          <w:p>
-            <w:r>
-              <w:t>Information Technology</w:t>
-            </w:r>
-          </w:p>
-        </w:tc>
-        <w:tc>
-          <w:tcPr>
-            <w:tcW w:w="1877" w:type="dxa"/>
+            <w:tcW w:w="1876" w:type="dxa"/>
             <w:vAlign w:val="center"/>
             <w:hideMark/>
           </w:tcPr>
@@ -2506,7 +2819,7 @@
         </w:tc>
         <w:tc>
           <w:tcPr>
-            <w:tcW w:w="1671" w:type="dxa"/>
+            <w:tcW w:w="1876" w:type="dxa"/>
             <w:vAlign w:val="center"/>
             <w:hideMark/>
           </w:tcPr>
@@ -2521,7 +2834,7 @@
         </w:tc>
         <w:tc>
           <w:tcPr>
-            <w:tcW w:w="1814" w:type="dxa"/>
+            <w:tcW w:w="2429" w:type="dxa"/>
             <w:vAlign w:val="center"/>
           </w:tcPr>
           <w:p>
@@ -2536,7 +2849,7 @@
         </w:tc>
         <w:tc>
           <w:tcPr>
-            <w:tcW w:w="1720" w:type="dxa"/>
+            <w:tcW w:w="2414" w:type="dxa"/>
             <w:vAlign w:val="center"/>
             <w:hideMark/>
           </w:tcPr>
@@ -2557,31 +2870,20 @@
         </w:trPr>
         <w:tc>
           <w:tcPr>
-            <w:tcW w:w="1174" w:type="dxa"/>
-            <w:vAlign w:val="center"/>
-            <w:hideMark/>
+            <w:tcW w:w="1395" w:type="dxa"/>
           </w:tcPr>
           <w:p>
             <w:r>
-              <w:t>TUC-S3</w:t>
+              <w:t xml:space="preserve">Phoenix </w:t>
+            </w:r>
+            <w:r>
+              <w:t>PC-IT2</w:t>
             </w:r>
           </w:p>
         </w:tc>
         <w:tc>
           <w:tcPr>
-            <w:tcW w:w="1614" w:type="dxa"/>
-            <w:vAlign w:val="center"/>
-            <w:hideMark/>
-          </w:tcPr>
-          <w:p>
-            <w:r>
-              <w:t>Warehouse &amp; Inventory</w:t>
-            </w:r>
-          </w:p>
-        </w:tc>
-        <w:tc>
-          <w:tcPr>
-            <w:tcW w:w="1877" w:type="dxa"/>
+            <w:tcW w:w="1876" w:type="dxa"/>
             <w:vAlign w:val="center"/>
             <w:hideMark/>
           </w:tcPr>
@@ -2589,7 +2891,7 @@
         </w:tc>
         <w:tc>
           <w:tcPr>
-            <w:tcW w:w="1671" w:type="dxa"/>
+            <w:tcW w:w="1876" w:type="dxa"/>
             <w:vAlign w:val="center"/>
             <w:hideMark/>
           </w:tcPr>
@@ -2604,7 +2906,7 @@
         </w:tc>
         <w:tc>
           <w:tcPr>
-            <w:tcW w:w="1814" w:type="dxa"/>
+            <w:tcW w:w="2429" w:type="dxa"/>
             <w:vAlign w:val="center"/>
           </w:tcPr>
           <w:p>
@@ -2619,7 +2921,289 @@
         </w:tc>
         <w:tc>
           <w:tcPr>
-            <w:tcW w:w="1720" w:type="dxa"/>
+            <w:tcW w:w="2414" w:type="dxa"/>
+            <w:vAlign w:val="center"/>
+            <w:hideMark/>
+          </w:tcPr>
+          <w:p>
+            <w:pPr>
+              <w:jc w:val="center"/>
+              <w:rPr>
+                <w:sz w:val="20"/>
+                <w:szCs w:val="20"/>
+              </w:rPr>
+            </w:pPr>
+          </w:p>
+        </w:tc>
+      </w:tr>
+    </w:tbl>
+    <w:p>
+      <w:pPr>
+        <w:spacing w:before="100" w:beforeAutospacing="1" w:after="100" w:afterAutospacing="1"/>
+        <w:rPr>
+          <w:b/>
+          <w:sz w:val="27"/>
+          <w:szCs w:val="27"/>
+        </w:rPr>
+      </w:pPr>
+      <w:r>
+        <w:rPr>
+          <w:b/>
+          <w:sz w:val="27"/>
+          <w:szCs w:val="27"/>
+        </w:rPr>
+        <w:t>Tucson Distribution Center &amp; Warehouse</w:t>
+      </w:r>
+      <w:r>
+        <w:rPr>
+          <w:b/>
+          <w:sz w:val="27"/>
+          <w:szCs w:val="27"/>
+        </w:rPr>
+        <w:t xml:space="preserve"> End De</w:t>
+      </w:r>
+      <w:r>
+        <w:rPr>
+          <w:b/>
+          <w:sz w:val="27"/>
+          <w:szCs w:val="27"/>
+        </w:rPr>
+        <w:t>vice IP Addressing Table – TUC-S3</w:t>
+      </w:r>
+    </w:p>
+    <w:tbl>
+      <w:tblPr>
+        <w:tblW w:w="10170" w:type="dxa"/>
+        <w:tblCellSpacing w:w="15" w:type="dxa"/>
+        <w:tblInd w:w="-360" w:type="dxa"/>
+        <w:tblCellMar>
+          <w:top w:w="29" w:type="dxa"/>
+          <w:left w:w="58" w:type="dxa"/>
+          <w:bottom w:w="29" w:type="dxa"/>
+          <w:right w:w="58" w:type="dxa"/>
+        </w:tblCellMar>
+        <w:tblLook w:val="04A0" w:firstRow="1" w:lastRow="0" w:firstColumn="1" w:lastColumn="0" w:noHBand="0" w:noVBand="1"/>
+        <w:tblCaption w:val="DHCP Deployment"/>
+        <w:tblDescription w:val="Table for documenting enterprise client addressing after DHCP deployment. The table lists each business location and department and provides space to record the dynamically assigned IPv4 address, IPv6 address, default gateway, and confirmation that DHCP configuration was successfully verified for each enterprise client device."/>
+      </w:tblPr>
+      <w:tblGrid>
+        <w:gridCol w:w="1440"/>
+        <w:gridCol w:w="1906"/>
+        <w:gridCol w:w="1906"/>
+        <w:gridCol w:w="2459"/>
+        <w:gridCol w:w="2459"/>
+      </w:tblGrid>
+      <w:tr>
+        <w:trPr>
+          <w:tblCellSpacing w:w="15" w:type="dxa"/>
+        </w:trPr>
+        <w:tc>
+          <w:tcPr>
+            <w:tcW w:w="1395" w:type="dxa"/>
+            <w:shd w:val="clear" w:color="auto" w:fill="FFDAA3"/>
+            <w:vAlign w:val="center"/>
+          </w:tcPr>
+          <w:p>
+            <w:pPr>
+              <w:pStyle w:val="TableHeading"/>
+              <w:rPr>
+                <w:rStyle w:val="BookTitle"/>
+                <w:b/>
+                <w:color w:val="auto"/>
+                <w:sz w:val="28"/>
+                <w:szCs w:val="28"/>
+              </w:rPr>
+            </w:pPr>
+            <w:r>
+              <w:rPr>
+                <w:rStyle w:val="BookTitle"/>
+                <w:b/>
+                <w:color w:val="auto"/>
+                <w:sz w:val="28"/>
+                <w:szCs w:val="28"/>
+              </w:rPr>
+              <w:t>End Device</w:t>
+            </w:r>
+          </w:p>
+        </w:tc>
+        <w:tc>
+          <w:tcPr>
+            <w:tcW w:w="1876" w:type="dxa"/>
+            <w:shd w:val="clear" w:color="auto" w:fill="FFDAA3"/>
+            <w:vAlign w:val="center"/>
+            <w:hideMark/>
+          </w:tcPr>
+          <w:p>
+            <w:pPr>
+              <w:pStyle w:val="TableHeading"/>
+              <w:rPr>
+                <w:rStyle w:val="BookTitle"/>
+                <w:b/>
+                <w:color w:val="auto"/>
+                <w:sz w:val="28"/>
+                <w:szCs w:val="28"/>
+              </w:rPr>
+            </w:pPr>
+            <w:r>
+              <w:rPr>
+                <w:rStyle w:val="BookTitle"/>
+                <w:b/>
+                <w:color w:val="auto"/>
+                <w:sz w:val="28"/>
+                <w:szCs w:val="28"/>
+              </w:rPr>
+              <w:t>IPv4 Address</w:t>
+            </w:r>
+          </w:p>
+        </w:tc>
+        <w:tc>
+          <w:tcPr>
+            <w:tcW w:w="1876" w:type="dxa"/>
+            <w:shd w:val="clear" w:color="auto" w:fill="FFDAA3"/>
+            <w:vAlign w:val="center"/>
+            <w:hideMark/>
+          </w:tcPr>
+          <w:p>
+            <w:pPr>
+              <w:pStyle w:val="TableHeading"/>
+              <w:rPr>
+                <w:rStyle w:val="BookTitle"/>
+                <w:b/>
+                <w:color w:val="auto"/>
+                <w:sz w:val="28"/>
+                <w:szCs w:val="28"/>
+              </w:rPr>
+            </w:pPr>
+            <w:r>
+              <w:rPr>
+                <w:rStyle w:val="BookTitle"/>
+                <w:b/>
+                <w:color w:val="auto"/>
+                <w:sz w:val="28"/>
+                <w:szCs w:val="28"/>
+              </w:rPr>
+              <w:t>IPv4 Default Gateway</w:t>
+            </w:r>
+          </w:p>
+        </w:tc>
+        <w:tc>
+          <w:tcPr>
+            <w:tcW w:w="2429" w:type="dxa"/>
+            <w:shd w:val="clear" w:color="auto" w:fill="FFDAA3"/>
+            <w:vAlign w:val="center"/>
+          </w:tcPr>
+          <w:p>
+            <w:pPr>
+              <w:pStyle w:val="TableHeading"/>
+              <w:rPr>
+                <w:rStyle w:val="BookTitle"/>
+                <w:b/>
+                <w:color w:val="auto"/>
+                <w:sz w:val="28"/>
+                <w:szCs w:val="28"/>
+              </w:rPr>
+            </w:pPr>
+            <w:r>
+              <w:rPr>
+                <w:rStyle w:val="BookTitle"/>
+                <w:b/>
+                <w:color w:val="auto"/>
+                <w:sz w:val="28"/>
+                <w:szCs w:val="28"/>
+              </w:rPr>
+              <w:t>IPv6 Address</w:t>
+            </w:r>
+          </w:p>
+        </w:tc>
+        <w:tc>
+          <w:tcPr>
+            <w:tcW w:w="2414" w:type="dxa"/>
+            <w:shd w:val="clear" w:color="auto" w:fill="FFDAA3"/>
+            <w:vAlign w:val="center"/>
+            <w:hideMark/>
+          </w:tcPr>
+          <w:p>
+            <w:pPr>
+              <w:pStyle w:val="TableHeading"/>
+              <w:rPr>
+                <w:rStyle w:val="BookTitle"/>
+                <w:b/>
+                <w:color w:val="auto"/>
+                <w:sz w:val="28"/>
+                <w:szCs w:val="28"/>
+              </w:rPr>
+            </w:pPr>
+            <w:r>
+              <w:rPr>
+                <w:rStyle w:val="BookTitle"/>
+                <w:b/>
+                <w:color w:val="auto"/>
+                <w:sz w:val="28"/>
+                <w:szCs w:val="28"/>
+              </w:rPr>
+              <w:t xml:space="preserve">IPv6 Default Gateway  </w:t>
+            </w:r>
+          </w:p>
+        </w:tc>
+      </w:tr>
+      <w:tr>
+        <w:trPr>
+          <w:tblCellSpacing w:w="15" w:type="dxa"/>
+        </w:trPr>
+        <w:tc>
+          <w:tcPr>
+            <w:tcW w:w="1395" w:type="dxa"/>
+          </w:tcPr>
+          <w:p>
+            <w:r>
+              <w:t xml:space="preserve">Tucson </w:t>
+            </w:r>
+            <w:r>
+              <w:t>PC-WH1</w:t>
+            </w:r>
+          </w:p>
+        </w:tc>
+        <w:tc>
+          <w:tcPr>
+            <w:tcW w:w="1876" w:type="dxa"/>
+            <w:vAlign w:val="center"/>
+            <w:hideMark/>
+          </w:tcPr>
+          <w:p/>
+        </w:tc>
+        <w:tc>
+          <w:tcPr>
+            <w:tcW w:w="1876" w:type="dxa"/>
+            <w:vAlign w:val="center"/>
+            <w:hideMark/>
+          </w:tcPr>
+          <w:p>
+            <w:pPr>
+              <w:rPr>
+                <w:sz w:val="20"/>
+                <w:szCs w:val="20"/>
+              </w:rPr>
+            </w:pPr>
+          </w:p>
+        </w:tc>
+        <w:tc>
+          <w:tcPr>
+            <w:tcW w:w="2429" w:type="dxa"/>
+            <w:vAlign w:val="center"/>
+          </w:tcPr>
+          <w:p>
+            <w:pPr>
+              <w:jc w:val="center"/>
+              <w:rPr>
+                <w:sz w:val="20"/>
+                <w:szCs w:val="20"/>
+              </w:rPr>
+            </w:pPr>
+          </w:p>
+        </w:tc>
+        <w:tc>
+          <w:tcPr>
+            <w:tcW w:w="2414" w:type="dxa"/>
             <w:vAlign w:val="center"/>
             <w:hideMark/>
           </w:tcPr>
@@ -2640,31 +3224,20 @@
         </w:trPr>
         <w:tc>
           <w:tcPr>
-            <w:tcW w:w="1174" w:type="dxa"/>
-            <w:vAlign w:val="center"/>
-            <w:hideMark/>
+            <w:tcW w:w="1395" w:type="dxa"/>
           </w:tcPr>
           <w:p>
             <w:r>
-              <w:t>FLG-S4</w:t>
+              <w:t xml:space="preserve">Tucson </w:t>
+            </w:r>
+            <w:r>
+              <w:t>PC-WH2</w:t>
             </w:r>
           </w:p>
         </w:tc>
         <w:tc>
           <w:tcPr>
-            <w:tcW w:w="1614" w:type="dxa"/>
-            <w:vAlign w:val="center"/>
-            <w:hideMark/>
-          </w:tcPr>
-          <w:p>
-            <w:r>
-              <w:t>Sales &amp; Customer Service</w:t>
-            </w:r>
-          </w:p>
-        </w:tc>
-        <w:tc>
-          <w:tcPr>
-            <w:tcW w:w="1877" w:type="dxa"/>
+            <w:tcW w:w="1876" w:type="dxa"/>
             <w:vAlign w:val="center"/>
             <w:hideMark/>
           </w:tcPr>
@@ -2672,7 +3245,7 @@
         </w:tc>
         <w:tc>
           <w:tcPr>
-            <w:tcW w:w="1671" w:type="dxa"/>
+            <w:tcW w:w="1876" w:type="dxa"/>
             <w:vAlign w:val="center"/>
             <w:hideMark/>
           </w:tcPr>
@@ -2687,7 +3260,7 @@
         </w:tc>
         <w:tc>
           <w:tcPr>
-            <w:tcW w:w="1814" w:type="dxa"/>
+            <w:tcW w:w="2429" w:type="dxa"/>
             <w:vAlign w:val="center"/>
           </w:tcPr>
           <w:p>
@@ -2702,7 +3275,79 @@
         </w:tc>
         <w:tc>
           <w:tcPr>
-            <w:tcW w:w="1720" w:type="dxa"/>
+            <w:tcW w:w="2414" w:type="dxa"/>
+            <w:vAlign w:val="center"/>
+            <w:hideMark/>
+          </w:tcPr>
+          <w:p>
+            <w:pPr>
+              <w:jc w:val="center"/>
+              <w:rPr>
+                <w:sz w:val="20"/>
+                <w:szCs w:val="20"/>
+              </w:rPr>
+            </w:pPr>
+          </w:p>
+        </w:tc>
+      </w:tr>
+      <w:tr>
+        <w:trPr>
+          <w:tblCellSpacing w:w="15" w:type="dxa"/>
+        </w:trPr>
+        <w:tc>
+          <w:tcPr>
+            <w:tcW w:w="1395" w:type="dxa"/>
+          </w:tcPr>
+          <w:p>
+            <w:r>
+              <w:t xml:space="preserve">Tucson </w:t>
+            </w:r>
+            <w:r>
+              <w:t>PC-WH3</w:t>
+            </w:r>
+          </w:p>
+        </w:tc>
+        <w:tc>
+          <w:tcPr>
+            <w:tcW w:w="1876" w:type="dxa"/>
+            <w:vAlign w:val="center"/>
+            <w:hideMark/>
+          </w:tcPr>
+          <w:p/>
+        </w:tc>
+        <w:tc>
+          <w:tcPr>
+            <w:tcW w:w="1876" w:type="dxa"/>
+            <w:vAlign w:val="center"/>
+            <w:hideMark/>
+          </w:tcPr>
+          <w:p>
+            <w:pPr>
+              <w:rPr>
+                <w:sz w:val="20"/>
+                <w:szCs w:val="20"/>
+              </w:rPr>
+            </w:pPr>
+          </w:p>
+        </w:tc>
+        <w:tc>
+          <w:tcPr>
+            <w:tcW w:w="2429" w:type="dxa"/>
+            <w:vAlign w:val="center"/>
+          </w:tcPr>
+          <w:p>
+            <w:pPr>
+              <w:jc w:val="center"/>
+              <w:rPr>
+                <w:sz w:val="20"/>
+                <w:szCs w:val="20"/>
+              </w:rPr>
+            </w:pPr>
+          </w:p>
+        </w:tc>
+        <w:tc>
+          <w:tcPr>
+            <w:tcW w:w="2414" w:type="dxa"/>
             <w:vAlign w:val="center"/>
             <w:hideMark/>
           </w:tcPr>
@@ -2721,10 +3366,428 @@
     <w:p>
       <w:pPr>
         <w:spacing w:before="100" w:beforeAutospacing="1" w:after="100" w:afterAutospacing="1"/>
+        <w:rPr>
+          <w:b/>
+          <w:sz w:val="27"/>
+          <w:szCs w:val="27"/>
+        </w:rPr>
+      </w:pPr>
+      <w:r>
+        <w:rPr>
+          <w:b/>
+          <w:sz w:val="27"/>
+          <w:szCs w:val="27"/>
+        </w:rPr>
+        <w:t>Flagstaff Retail Store</w:t>
+      </w:r>
+      <w:r>
+        <w:rPr>
+          <w:b/>
+          <w:sz w:val="27"/>
+          <w:szCs w:val="27"/>
+        </w:rPr>
+        <w:t xml:space="preserve"> Headquarters End De</w:t>
+      </w:r>
+      <w:r>
+        <w:rPr>
+          <w:b/>
+          <w:sz w:val="27"/>
+          <w:szCs w:val="27"/>
+        </w:rPr>
+        <w:t>vice IP Addressing Table – HQ-S2</w:t>
+      </w:r>
+    </w:p>
+    <w:tbl>
+      <w:tblPr>
+        <w:tblW w:w="10170" w:type="dxa"/>
+        <w:tblCellSpacing w:w="15" w:type="dxa"/>
+        <w:tblInd w:w="-360" w:type="dxa"/>
+        <w:tblCellMar>
+          <w:top w:w="29" w:type="dxa"/>
+          <w:left w:w="58" w:type="dxa"/>
+          <w:bottom w:w="29" w:type="dxa"/>
+          <w:right w:w="58" w:type="dxa"/>
+        </w:tblCellMar>
+        <w:tblLook w:val="04A0" w:firstRow="1" w:lastRow="0" w:firstColumn="1" w:lastColumn="0" w:noHBand="0" w:noVBand="1"/>
+        <w:tblCaption w:val="DHCP Deployment"/>
+        <w:tblDescription w:val="Table for documenting enterprise client addressing after DHCP deployment. The table lists each business location and department and provides space to record the dynamically assigned IPv4 address, IPv6 address, default gateway, and confirmation that DHCP configuration was successfully verified for each enterprise client device."/>
+      </w:tblPr>
+      <w:tblGrid>
+        <w:gridCol w:w="1440"/>
+        <w:gridCol w:w="1906"/>
+        <w:gridCol w:w="1906"/>
+        <w:gridCol w:w="2459"/>
+        <w:gridCol w:w="2459"/>
+      </w:tblGrid>
+      <w:tr>
+        <w:trPr>
+          <w:tblCellSpacing w:w="15" w:type="dxa"/>
+        </w:trPr>
+        <w:tc>
+          <w:tcPr>
+            <w:tcW w:w="1395" w:type="dxa"/>
+            <w:shd w:val="clear" w:color="auto" w:fill="FFDAA3"/>
+            <w:vAlign w:val="center"/>
+          </w:tcPr>
+          <w:p>
+            <w:pPr>
+              <w:pStyle w:val="TableHeading"/>
+              <w:rPr>
+                <w:rStyle w:val="BookTitle"/>
+                <w:b/>
+                <w:color w:val="auto"/>
+                <w:sz w:val="28"/>
+                <w:szCs w:val="28"/>
+              </w:rPr>
+            </w:pPr>
+            <w:r>
+              <w:rPr>
+                <w:rStyle w:val="BookTitle"/>
+                <w:b/>
+                <w:color w:val="auto"/>
+                <w:sz w:val="28"/>
+                <w:szCs w:val="28"/>
+              </w:rPr>
+              <w:t>End Device</w:t>
+            </w:r>
+          </w:p>
+        </w:tc>
+        <w:tc>
+          <w:tcPr>
+            <w:tcW w:w="1876" w:type="dxa"/>
+            <w:shd w:val="clear" w:color="auto" w:fill="FFDAA3"/>
+            <w:vAlign w:val="center"/>
+            <w:hideMark/>
+          </w:tcPr>
+          <w:p>
+            <w:pPr>
+              <w:pStyle w:val="TableHeading"/>
+              <w:rPr>
+                <w:rStyle w:val="BookTitle"/>
+                <w:b/>
+                <w:color w:val="auto"/>
+                <w:sz w:val="28"/>
+                <w:szCs w:val="28"/>
+              </w:rPr>
+            </w:pPr>
+            <w:r>
+              <w:rPr>
+                <w:rStyle w:val="BookTitle"/>
+                <w:b/>
+                <w:color w:val="auto"/>
+                <w:sz w:val="28"/>
+                <w:szCs w:val="28"/>
+              </w:rPr>
+              <w:t>IPv4 Address</w:t>
+            </w:r>
+          </w:p>
+        </w:tc>
+        <w:tc>
+          <w:tcPr>
+            <w:tcW w:w="1876" w:type="dxa"/>
+            <w:shd w:val="clear" w:color="auto" w:fill="FFDAA3"/>
+            <w:vAlign w:val="center"/>
+            <w:hideMark/>
+          </w:tcPr>
+          <w:p>
+            <w:pPr>
+              <w:pStyle w:val="TableHeading"/>
+              <w:rPr>
+                <w:rStyle w:val="BookTitle"/>
+                <w:b/>
+                <w:color w:val="auto"/>
+                <w:sz w:val="28"/>
+                <w:szCs w:val="28"/>
+              </w:rPr>
+            </w:pPr>
+            <w:r>
+              <w:rPr>
+                <w:rStyle w:val="BookTitle"/>
+                <w:b/>
+                <w:color w:val="auto"/>
+                <w:sz w:val="28"/>
+                <w:szCs w:val="28"/>
+              </w:rPr>
+              <w:t>IPv4 Default Gateway</w:t>
+            </w:r>
+          </w:p>
+        </w:tc>
+        <w:tc>
+          <w:tcPr>
+            <w:tcW w:w="2429" w:type="dxa"/>
+            <w:shd w:val="clear" w:color="auto" w:fill="FFDAA3"/>
+            <w:vAlign w:val="center"/>
+          </w:tcPr>
+          <w:p>
+            <w:pPr>
+              <w:pStyle w:val="TableHeading"/>
+              <w:rPr>
+                <w:rStyle w:val="BookTitle"/>
+                <w:b/>
+                <w:color w:val="auto"/>
+                <w:sz w:val="28"/>
+                <w:szCs w:val="28"/>
+              </w:rPr>
+            </w:pPr>
+            <w:r>
+              <w:rPr>
+                <w:rStyle w:val="BookTitle"/>
+                <w:b/>
+                <w:color w:val="auto"/>
+                <w:sz w:val="28"/>
+                <w:szCs w:val="28"/>
+              </w:rPr>
+              <w:t>IPv6 Address</w:t>
+            </w:r>
+          </w:p>
+        </w:tc>
+        <w:tc>
+          <w:tcPr>
+            <w:tcW w:w="2414" w:type="dxa"/>
+            <w:shd w:val="clear" w:color="auto" w:fill="FFDAA3"/>
+            <w:vAlign w:val="center"/>
+            <w:hideMark/>
+          </w:tcPr>
+          <w:p>
+            <w:pPr>
+              <w:pStyle w:val="TableHeading"/>
+              <w:rPr>
+                <w:rStyle w:val="BookTitle"/>
+                <w:b/>
+                <w:color w:val="auto"/>
+                <w:sz w:val="28"/>
+                <w:szCs w:val="28"/>
+              </w:rPr>
+            </w:pPr>
+            <w:r>
+              <w:rPr>
+                <w:rStyle w:val="BookTitle"/>
+                <w:b/>
+                <w:color w:val="auto"/>
+                <w:sz w:val="28"/>
+                <w:szCs w:val="28"/>
+              </w:rPr>
+              <w:t xml:space="preserve">IPv6 Default Gateway  </w:t>
+            </w:r>
+          </w:p>
+        </w:tc>
+      </w:tr>
+      <w:tr>
+        <w:trPr>
+          <w:tblCellSpacing w:w="15" w:type="dxa"/>
+        </w:trPr>
+        <w:tc>
+          <w:tcPr>
+            <w:tcW w:w="1395" w:type="dxa"/>
+          </w:tcPr>
+          <w:p>
+            <w:r>
+              <w:lastRenderedPageBreak/>
+              <w:t>FLG-PC-SCS1</w:t>
+            </w:r>
+          </w:p>
+        </w:tc>
+        <w:tc>
+          <w:tcPr>
+            <w:tcW w:w="1876" w:type="dxa"/>
+            <w:vAlign w:val="center"/>
+            <w:hideMark/>
+          </w:tcPr>
+          <w:p/>
+        </w:tc>
+        <w:tc>
+          <w:tcPr>
+            <w:tcW w:w="1876" w:type="dxa"/>
+            <w:vAlign w:val="center"/>
+            <w:hideMark/>
+          </w:tcPr>
+          <w:p>
+            <w:pPr>
+              <w:rPr>
+                <w:sz w:val="20"/>
+                <w:szCs w:val="20"/>
+              </w:rPr>
+            </w:pPr>
+          </w:p>
+        </w:tc>
+        <w:tc>
+          <w:tcPr>
+            <w:tcW w:w="2429" w:type="dxa"/>
+            <w:vAlign w:val="center"/>
+          </w:tcPr>
+          <w:p>
+            <w:pPr>
+              <w:jc w:val="center"/>
+              <w:rPr>
+                <w:sz w:val="20"/>
+                <w:szCs w:val="20"/>
+              </w:rPr>
+            </w:pPr>
+          </w:p>
+        </w:tc>
+        <w:tc>
+          <w:tcPr>
+            <w:tcW w:w="2414" w:type="dxa"/>
+            <w:vAlign w:val="center"/>
+            <w:hideMark/>
+          </w:tcPr>
+          <w:p>
+            <w:pPr>
+              <w:jc w:val="center"/>
+              <w:rPr>
+                <w:sz w:val="20"/>
+                <w:szCs w:val="20"/>
+              </w:rPr>
+            </w:pPr>
+          </w:p>
+        </w:tc>
+      </w:tr>
+      <w:tr>
+        <w:trPr>
+          <w:tblCellSpacing w:w="15" w:type="dxa"/>
+        </w:trPr>
+        <w:tc>
+          <w:tcPr>
+            <w:tcW w:w="1395" w:type="dxa"/>
+          </w:tcPr>
+          <w:p>
+            <w:r>
+              <w:t>FLG-PC-SCS2</w:t>
+            </w:r>
+          </w:p>
+        </w:tc>
+        <w:tc>
+          <w:tcPr>
+            <w:tcW w:w="1876" w:type="dxa"/>
+            <w:vAlign w:val="center"/>
+            <w:hideMark/>
+          </w:tcPr>
+          <w:p/>
+        </w:tc>
+        <w:tc>
+          <w:tcPr>
+            <w:tcW w:w="1876" w:type="dxa"/>
+            <w:vAlign w:val="center"/>
+            <w:hideMark/>
+          </w:tcPr>
+          <w:p>
+            <w:pPr>
+              <w:rPr>
+                <w:sz w:val="20"/>
+                <w:szCs w:val="20"/>
+              </w:rPr>
+            </w:pPr>
+          </w:p>
+        </w:tc>
+        <w:tc>
+          <w:tcPr>
+            <w:tcW w:w="2429" w:type="dxa"/>
+            <w:vAlign w:val="center"/>
+          </w:tcPr>
+          <w:p>
+            <w:pPr>
+              <w:jc w:val="center"/>
+              <w:rPr>
+                <w:sz w:val="20"/>
+                <w:szCs w:val="20"/>
+              </w:rPr>
+            </w:pPr>
+          </w:p>
+        </w:tc>
+        <w:tc>
+          <w:tcPr>
+            <w:tcW w:w="2414" w:type="dxa"/>
+            <w:vAlign w:val="center"/>
+            <w:hideMark/>
+          </w:tcPr>
+          <w:p>
+            <w:pPr>
+              <w:jc w:val="center"/>
+              <w:rPr>
+                <w:sz w:val="20"/>
+                <w:szCs w:val="20"/>
+              </w:rPr>
+            </w:pPr>
+          </w:p>
+        </w:tc>
+      </w:tr>
+      <w:tr>
+        <w:trPr>
+          <w:tblCellSpacing w:w="15" w:type="dxa"/>
+        </w:trPr>
+        <w:tc>
+          <w:tcPr>
+            <w:tcW w:w="1395" w:type="dxa"/>
+          </w:tcPr>
+          <w:p>
+            <w:r>
+              <w:t>FLG-PC-SCS3</w:t>
+            </w:r>
+          </w:p>
+        </w:tc>
+        <w:tc>
+          <w:tcPr>
+            <w:tcW w:w="1876" w:type="dxa"/>
+            <w:vAlign w:val="center"/>
+            <w:hideMark/>
+          </w:tcPr>
+          <w:p/>
+        </w:tc>
+        <w:tc>
+          <w:tcPr>
+            <w:tcW w:w="1876" w:type="dxa"/>
+            <w:vAlign w:val="center"/>
+            <w:hideMark/>
+          </w:tcPr>
+          <w:p>
+            <w:pPr>
+              <w:rPr>
+                <w:sz w:val="20"/>
+                <w:szCs w:val="20"/>
+              </w:rPr>
+            </w:pPr>
+          </w:p>
+        </w:tc>
+        <w:tc>
+          <w:tcPr>
+            <w:tcW w:w="2429" w:type="dxa"/>
+            <w:vAlign w:val="center"/>
+          </w:tcPr>
+          <w:p>
+            <w:pPr>
+              <w:jc w:val="center"/>
+              <w:rPr>
+                <w:sz w:val="20"/>
+                <w:szCs w:val="20"/>
+              </w:rPr>
+            </w:pPr>
+          </w:p>
+        </w:tc>
+        <w:tc>
+          <w:tcPr>
+            <w:tcW w:w="2414" w:type="dxa"/>
+            <w:vAlign w:val="center"/>
+            <w:hideMark/>
+          </w:tcPr>
+          <w:p>
+            <w:pPr>
+              <w:jc w:val="center"/>
+              <w:rPr>
+                <w:sz w:val="20"/>
+                <w:szCs w:val="20"/>
+              </w:rPr>
+            </w:pPr>
+          </w:p>
+        </w:tc>
+      </w:tr>
+    </w:tbl>
+    <w:p>
+      <w:pPr>
+        <w:spacing w:before="100" w:beforeAutospacing="1" w:after="100" w:afterAutospacing="1"/>
       </w:pPr>
       <w:r>
         <w:pict>
-          <v:rect id="_x0000_i1035" style="width:468pt;height:1.5pt" o:hralign="center" o:hrstd="t" o:hrnoshade="t" o:hr="t" fillcolor="#974706 [1609]" stroked="f"/>
+          <v:rect id="_x0000_i1036" style="width:468pt;height:1.5pt" o:hralign="center" o:hrstd="t" o:hrnoshade="t" o:hr="t" fillcolor="#974706 [1609]" stroked="f"/>
         </w:pict>
       </w:r>
     </w:p>
@@ -2848,7 +3911,6 @@
         <w:spacing w:before="100" w:beforeAutospacing="1" w:after="100" w:afterAutospacing="1" w:line="276" w:lineRule="auto"/>
       </w:pPr>
       <w:r>
-        <w:lastRenderedPageBreak/>
         <w:t xml:space="preserve">Include the complete ping results. </w:t>
       </w:r>
     </w:p>
@@ -2926,6 +3988,7 @@
         <w:spacing w:before="100" w:beforeAutospacing="1" w:after="100" w:afterAutospacing="1"/>
       </w:pPr>
       <w:r>
+        <w:lastRenderedPageBreak/>
         <w:t>Verify that Phoenix Headquarters can communicate with enterprise remote locations using both IPv4 and IPv6.</w:t>
       </w:r>
     </w:p>
@@ -2944,9 +4007,9 @@
         <w:tblDescription w:val="Table listing the required enterprise connectivity tests for Phoenix Headquarters. The table identifies the source and destination departments and provides space to document successful IPv4 and IPv6 ping tests between enterprise locations after the deployment of DHCP and Stateless DHCPv6 services."/>
       </w:tblPr>
       <w:tblGrid>
-        <w:gridCol w:w="1671"/>
-        <w:gridCol w:w="2421"/>
-        <w:gridCol w:w="5268"/>
+        <w:gridCol w:w="1664"/>
+        <w:gridCol w:w="2422"/>
+        <w:gridCol w:w="5274"/>
       </w:tblGrid>
       <w:tr>
         <w:trPr>
@@ -3014,7 +4077,7 @@
           </w:tcPr>
           <w:p>
             <w:r>
-              <w:t>Human Resources</w:t>
+              <w:t>Phoenix PC-HR1</w:t>
             </w:r>
           </w:p>
         </w:tc>
@@ -3026,7 +4089,10 @@
           </w:tcPr>
           <w:p>
             <w:r>
-              <w:t>Warehouse &amp; Inventory (Tucson Distribution Center)</w:t>
+              <w:t xml:space="preserve">Tucson </w:t>
+            </w:r>
+            <w:r>
+              <w:t>PC-WH1</w:t>
             </w:r>
           </w:p>
         </w:tc>
@@ -3051,7 +4117,7 @@
           </w:tcPr>
           <w:p>
             <w:r>
-              <w:t>Executive Administration</w:t>
+              <w:t>Phoenix PC-EX1</w:t>
             </w:r>
           </w:p>
         </w:tc>
@@ -3063,7 +4129,7 @@
           </w:tcPr>
           <w:p>
             <w:r>
-              <w:t>Sales &amp; Customer Service (Flagstaff Sales Office)</w:t>
+              <w:t>Flagstaff PC-SCS1</w:t>
             </w:r>
           </w:p>
         </w:tc>
@@ -3173,7 +4239,13 @@
           </w:tcPr>
           <w:p>
             <w:r>
-              <w:t>Accounting &amp; Finance</w:t>
+              <w:t>Phoenix PC-</w:t>
+            </w:r>
+            <w:r>
+              <w:t>AF</w:t>
+            </w:r>
+            <w:r>
+              <w:t>1</w:t>
             </w:r>
           </w:p>
         </w:tc>
@@ -3185,7 +4257,10 @@
           </w:tcPr>
           <w:p>
             <w:r>
-              <w:t>Warehouse &amp; Inventory (Tucson Distribution Center)</w:t>
+              <w:t xml:space="preserve">Tucson </w:t>
+            </w:r>
+            <w:r>
+              <w:t>PC-WH1</w:t>
             </w:r>
           </w:p>
         </w:tc>
@@ -3217,7 +4292,7 @@
           </w:tcPr>
           <w:p>
             <w:r>
-              <w:t>Information Technology</w:t>
+              <w:t>Phoenix PC-IT1</w:t>
             </w:r>
           </w:p>
         </w:tc>
@@ -3229,7 +4304,7 @@
           </w:tcPr>
           <w:p>
             <w:r>
-              <w:t>Sales &amp; Customer Service (Flagstaff Sales Office)</w:t>
+              <w:t>Flagstaff PC-SCS1</w:t>
             </w:r>
           </w:p>
         </w:tc>
@@ -3265,163 +4340,6 @@
       <w:r>
         <w:t>Verify that Tucson Distribution Center can communicate with enterprise business locations using both IPv4 and IPv6.</w:t>
       </w:r>
-    </w:p>
-    <w:tbl>
-      <w:tblPr>
-        <w:tblW w:w="0" w:type="auto"/>
-        <w:tblCellSpacing w:w="15" w:type="dxa"/>
-        <w:tblCellMar>
-          <w:top w:w="29" w:type="dxa"/>
-          <w:left w:w="86" w:type="dxa"/>
-          <w:bottom w:w="29" w:type="dxa"/>
-          <w:right w:w="86" w:type="dxa"/>
-        </w:tblCellMar>
-        <w:tblLook w:val="04A0" w:firstRow="1" w:lastRow="0" w:firstColumn="1" w:lastColumn="0" w:noHBand="0" w:noVBand="1"/>
-        <w:tblCaption w:val="Tucson Distribution Table"/>
-        <w:tblDescription w:val="Table listing the required enterprise connectivity tests for the Tucson Distribution Center. The table identifies the source and destination departments and provides space to document successful IPv4 and IPv6 ping tests between enterprise locations after the deployment of DHCP and Stateless DHCPv6 services."/>
-      </w:tblPr>
-      <w:tblGrid>
-        <w:gridCol w:w="1664"/>
-        <w:gridCol w:w="2423"/>
-        <w:gridCol w:w="5273"/>
-      </w:tblGrid>
-      <w:tr>
-        <w:trPr>
-          <w:tblHeader/>
-          <w:tblCellSpacing w:w="15" w:type="dxa"/>
-        </w:trPr>
-        <w:tc>
-          <w:tcPr>
-            <w:tcW w:w="1575" w:type="dxa"/>
-            <w:shd w:val="clear" w:color="auto" w:fill="FFDAA3"/>
-            <w:vAlign w:val="center"/>
-            <w:hideMark/>
-          </w:tcPr>
-          <w:p>
-            <w:pPr>
-              <w:pStyle w:val="TableHeading"/>
-            </w:pPr>
-            <w:r>
-              <w:lastRenderedPageBreak/>
-              <w:t>Source Department</w:t>
-            </w:r>
-          </w:p>
-        </w:tc>
-        <w:tc>
-          <w:tcPr>
-            <w:tcW w:w="2400" w:type="dxa"/>
-            <w:shd w:val="clear" w:color="auto" w:fill="FFDAA3"/>
-            <w:vAlign w:val="center"/>
-            <w:hideMark/>
-          </w:tcPr>
-          <w:p>
-            <w:pPr>
-              <w:pStyle w:val="TableHeading"/>
-            </w:pPr>
-            <w:r>
-              <w:t>Destination Department</w:t>
-            </w:r>
-          </w:p>
-        </w:tc>
-        <w:tc>
-          <w:tcPr>
-            <w:tcW w:w="5265" w:type="dxa"/>
-            <w:shd w:val="clear" w:color="auto" w:fill="FFDAA3"/>
-            <w:vAlign w:val="center"/>
-            <w:hideMark/>
-          </w:tcPr>
-          <w:p>
-            <w:pPr>
-              <w:pStyle w:val="TableHeading"/>
-            </w:pPr>
-            <w:r>
-              <w:t>IPv4 Screenshot</w:t>
-            </w:r>
-          </w:p>
-        </w:tc>
-      </w:tr>
-      <w:tr>
-        <w:trPr>
-          <w:tblCellSpacing w:w="15" w:type="dxa"/>
-        </w:trPr>
-        <w:tc>
-          <w:tcPr>
-            <w:tcW w:w="1575" w:type="dxa"/>
-            <w:vAlign w:val="center"/>
-            <w:hideMark/>
-          </w:tcPr>
-          <w:p>
-            <w:r>
-              <w:t>Warehouse &amp; Inventory</w:t>
-            </w:r>
-          </w:p>
-        </w:tc>
-        <w:tc>
-          <w:tcPr>
-            <w:tcW w:w="2400" w:type="dxa"/>
-            <w:vAlign w:val="center"/>
-            <w:hideMark/>
-          </w:tcPr>
-          <w:p>
-            <w:r>
-              <w:t>Executive Administration</w:t>
-            </w:r>
-          </w:p>
-        </w:tc>
-        <w:tc>
-          <w:tcPr>
-            <w:tcW w:w="5265" w:type="dxa"/>
-            <w:vAlign w:val="center"/>
-            <w:hideMark/>
-          </w:tcPr>
-          <w:p/>
-        </w:tc>
-      </w:tr>
-      <w:tr>
-        <w:trPr>
-          <w:tblCellSpacing w:w="15" w:type="dxa"/>
-        </w:trPr>
-        <w:tc>
-          <w:tcPr>
-            <w:tcW w:w="1575" w:type="dxa"/>
-            <w:vAlign w:val="center"/>
-          </w:tcPr>
-          <w:p>
-            <w:r>
-              <w:t>Warehouse &amp; Inventory</w:t>
-            </w:r>
-          </w:p>
-        </w:tc>
-        <w:tc>
-          <w:tcPr>
-            <w:tcW w:w="2400" w:type="dxa"/>
-            <w:vAlign w:val="center"/>
-          </w:tcPr>
-          <w:p>
-            <w:r>
-              <w:t>Sales &amp; Customer Service (Flagstaff Sales Office)</w:t>
-            </w:r>
-          </w:p>
-        </w:tc>
-        <w:tc>
-          <w:tcPr>
-            <w:tcW w:w="5265" w:type="dxa"/>
-            <w:vAlign w:val="center"/>
-          </w:tcPr>
-          <w:p/>
-        </w:tc>
-      </w:tr>
-    </w:tbl>
-    <w:p>
-      <w:pPr>
-        <w:outlineLvl w:val="2"/>
-        <w:rPr>
-          <w:b/>
-          <w:bCs/>
-          <w:sz w:val="27"/>
-          <w:szCs w:val="27"/>
-        </w:rPr>
-      </w:pPr>
     </w:p>
     <w:tbl>
       <w:tblPr>
@@ -3449,7 +4367,7 @@
         </w:trPr>
         <w:tc>
           <w:tcPr>
-            <w:tcW w:w="1575" w:type="dxa"/>
+            <w:tcW w:w="1619" w:type="dxa"/>
             <w:shd w:val="clear" w:color="auto" w:fill="FFDAA3"/>
             <w:vAlign w:val="center"/>
             <w:hideMark/>
@@ -3465,7 +4383,7 @@
         </w:tc>
         <w:tc>
           <w:tcPr>
-            <w:tcW w:w="2400" w:type="dxa"/>
+            <w:tcW w:w="2392" w:type="dxa"/>
             <w:shd w:val="clear" w:color="auto" w:fill="FFDAA3"/>
             <w:vAlign w:val="center"/>
             <w:hideMark/>
@@ -3481,7 +4399,172 @@
         </w:tc>
         <w:tc>
           <w:tcPr>
-            <w:tcW w:w="5265" w:type="dxa"/>
+            <w:tcW w:w="5229" w:type="dxa"/>
+            <w:shd w:val="clear" w:color="auto" w:fill="FFDAA3"/>
+            <w:vAlign w:val="center"/>
+            <w:hideMark/>
+          </w:tcPr>
+          <w:p>
+            <w:pPr>
+              <w:pStyle w:val="TableHeading"/>
+            </w:pPr>
+            <w:r>
+              <w:t>IPv4 Screenshot</w:t>
+            </w:r>
+          </w:p>
+        </w:tc>
+      </w:tr>
+      <w:tr>
+        <w:trPr>
+          <w:tblCellSpacing w:w="15" w:type="dxa"/>
+        </w:trPr>
+        <w:tc>
+          <w:tcPr>
+            <w:tcW w:w="1619" w:type="dxa"/>
+            <w:vAlign w:val="center"/>
+            <w:hideMark/>
+          </w:tcPr>
+          <w:p>
+            <w:r>
+              <w:t xml:space="preserve">Tucson </w:t>
+            </w:r>
+            <w:r>
+              <w:t>PC-WH1</w:t>
+            </w:r>
+          </w:p>
+        </w:tc>
+        <w:tc>
+          <w:tcPr>
+            <w:tcW w:w="2392" w:type="dxa"/>
+            <w:vAlign w:val="center"/>
+            <w:hideMark/>
+          </w:tcPr>
+          <w:p>
+            <w:r>
+              <w:t xml:space="preserve">Phoenix </w:t>
+            </w:r>
+            <w:r>
+              <w:t>PC-EX1</w:t>
+            </w:r>
+          </w:p>
+        </w:tc>
+        <w:tc>
+          <w:tcPr>
+            <w:tcW w:w="5229" w:type="dxa"/>
+            <w:vAlign w:val="center"/>
+            <w:hideMark/>
+          </w:tcPr>
+          <w:p/>
+        </w:tc>
+      </w:tr>
+      <w:tr>
+        <w:trPr>
+          <w:tblCellSpacing w:w="15" w:type="dxa"/>
+        </w:trPr>
+        <w:tc>
+          <w:tcPr>
+            <w:tcW w:w="1619" w:type="dxa"/>
+            <w:vAlign w:val="center"/>
+          </w:tcPr>
+          <w:p>
+            <w:r>
+              <w:t xml:space="preserve">Tucson </w:t>
+            </w:r>
+            <w:r>
+              <w:t>PC-WH1</w:t>
+            </w:r>
+          </w:p>
+        </w:tc>
+        <w:tc>
+          <w:tcPr>
+            <w:tcW w:w="2392" w:type="dxa"/>
+            <w:vAlign w:val="center"/>
+          </w:tcPr>
+          <w:p>
+            <w:r>
+              <w:t>Flagstaff PC-SCS1</w:t>
+            </w:r>
+          </w:p>
+        </w:tc>
+        <w:tc>
+          <w:tcPr>
+            <w:tcW w:w="5229" w:type="dxa"/>
+            <w:vAlign w:val="center"/>
+          </w:tcPr>
+          <w:p/>
+        </w:tc>
+      </w:tr>
+    </w:tbl>
+    <w:p>
+      <w:pPr>
+        <w:outlineLvl w:val="2"/>
+        <w:rPr>
+          <w:b/>
+          <w:bCs/>
+          <w:sz w:val="27"/>
+          <w:szCs w:val="27"/>
+        </w:rPr>
+      </w:pPr>
+    </w:p>
+    <w:tbl>
+      <w:tblPr>
+        <w:tblW w:w="0" w:type="auto"/>
+        <w:tblCellSpacing w:w="15" w:type="dxa"/>
+        <w:tblCellMar>
+          <w:top w:w="29" w:type="dxa"/>
+          <w:left w:w="86" w:type="dxa"/>
+          <w:bottom w:w="29" w:type="dxa"/>
+          <w:right w:w="86" w:type="dxa"/>
+        </w:tblCellMar>
+        <w:tblLook w:val="04A0" w:firstRow="1" w:lastRow="0" w:firstColumn="1" w:lastColumn="0" w:noHBand="0" w:noVBand="1"/>
+        <w:tblCaption w:val="Tucson Distribution Table"/>
+        <w:tblDescription w:val="Table listing the required enterprise connectivity tests for the Tucson Distribution Center. The table identifies the source and destination departments and provides space to document successful IPv4 and IPv6 ping tests between enterprise locations after the deployment of DHCP and Stateless DHCPv6 services."/>
+      </w:tblPr>
+      <w:tblGrid>
+        <w:gridCol w:w="1664"/>
+        <w:gridCol w:w="2422"/>
+        <w:gridCol w:w="5274"/>
+      </w:tblGrid>
+      <w:tr>
+        <w:trPr>
+          <w:tblHeader/>
+          <w:tblCellSpacing w:w="15" w:type="dxa"/>
+        </w:trPr>
+        <w:tc>
+          <w:tcPr>
+            <w:tcW w:w="1619" w:type="dxa"/>
+            <w:shd w:val="clear" w:color="auto" w:fill="FFDAA3"/>
+            <w:vAlign w:val="center"/>
+            <w:hideMark/>
+          </w:tcPr>
+          <w:p>
+            <w:pPr>
+              <w:pStyle w:val="TableHeading"/>
+            </w:pPr>
+            <w:r>
+              <w:t>Source Department</w:t>
+            </w:r>
+          </w:p>
+        </w:tc>
+        <w:tc>
+          <w:tcPr>
+            <w:tcW w:w="2392" w:type="dxa"/>
+            <w:shd w:val="clear" w:color="auto" w:fill="FFDAA3"/>
+            <w:vAlign w:val="center"/>
+            <w:hideMark/>
+          </w:tcPr>
+          <w:p>
+            <w:pPr>
+              <w:pStyle w:val="TableHeading"/>
+            </w:pPr>
+            <w:r>
+              <w:t>Destination Department</w:t>
+            </w:r>
+          </w:p>
+        </w:tc>
+        <w:tc>
+          <w:tcPr>
+            <w:tcW w:w="5229" w:type="dxa"/>
             <w:shd w:val="clear" w:color="auto" w:fill="FFDAA3"/>
             <w:vAlign w:val="center"/>
             <w:hideMark/>
@@ -3502,31 +4585,34 @@
         </w:trPr>
         <w:tc>
           <w:tcPr>
-            <w:tcW w:w="1575" w:type="dxa"/>
+            <w:tcW w:w="1619" w:type="dxa"/>
             <w:vAlign w:val="center"/>
             <w:hideMark/>
           </w:tcPr>
           <w:p>
             <w:r>
-              <w:t>Warehouse &amp; Inventory</w:t>
+              <w:t xml:space="preserve">Tucson </w:t>
+            </w:r>
+            <w:r>
+              <w:t>PC-WH1</w:t>
             </w:r>
           </w:p>
         </w:tc>
         <w:tc>
           <w:tcPr>
-            <w:tcW w:w="2400" w:type="dxa"/>
+            <w:tcW w:w="2392" w:type="dxa"/>
             <w:vAlign w:val="center"/>
             <w:hideMark/>
           </w:tcPr>
           <w:p>
             <w:r>
-              <w:t>Accounting &amp; Finance</w:t>
+              <w:t>Phoenix PC-AF1</w:t>
             </w:r>
           </w:p>
         </w:tc>
         <w:tc>
           <w:tcPr>
-            <w:tcW w:w="5265" w:type="dxa"/>
+            <w:tcW w:w="5229" w:type="dxa"/>
             <w:vAlign w:val="center"/>
             <w:hideMark/>
           </w:tcPr>
@@ -3546,29 +4632,32 @@
         </w:trPr>
         <w:tc>
           <w:tcPr>
-            <w:tcW w:w="1575" w:type="dxa"/>
+            <w:tcW w:w="1619" w:type="dxa"/>
             <w:vAlign w:val="center"/>
           </w:tcPr>
           <w:p>
             <w:r>
-              <w:t>Warehouse &amp; Inventory</w:t>
+              <w:t xml:space="preserve">Tucson </w:t>
+            </w:r>
+            <w:r>
+              <w:t>PC-WH1</w:t>
             </w:r>
           </w:p>
         </w:tc>
         <w:tc>
           <w:tcPr>
-            <w:tcW w:w="2400" w:type="dxa"/>
+            <w:tcW w:w="2392" w:type="dxa"/>
             <w:vAlign w:val="center"/>
           </w:tcPr>
           <w:p>
             <w:r>
-              <w:t>Sales &amp; Customer Service (Flagstaff Sales Office)</w:t>
+              <w:t>Flagstaff PC-SCS1</w:t>
             </w:r>
           </w:p>
         </w:tc>
         <w:tc>
           <w:tcPr>
-            <w:tcW w:w="5265" w:type="dxa"/>
+            <w:tcW w:w="5229" w:type="dxa"/>
             <w:vAlign w:val="center"/>
           </w:tcPr>
           <w:p>
@@ -3587,7 +4676,11 @@
         <w:pStyle w:val="Heading3"/>
       </w:pPr>
       <w:r>
-        <w:t>Flagstaff Sales Office</w:t>
+        <w:lastRenderedPageBreak/>
+        <w:t xml:space="preserve">Flagstaff </w:t>
+      </w:r>
+      <w:r>
+        <w:t>Retail Store</w:t>
       </w:r>
     </w:p>
     <w:p>
@@ -3595,7 +4688,13 @@
         <w:spacing w:before="100" w:beforeAutospacing="1" w:after="100" w:afterAutospacing="1"/>
       </w:pPr>
       <w:r>
-        <w:t>Verify that Flagstaff Sales Office can communicate with enterprise business locations using both IPv4 and IPv6.</w:t>
+        <w:t xml:space="preserve">Verify that Flagstaff </w:t>
+      </w:r>
+      <w:r>
+        <w:t>Retail Store</w:t>
+      </w:r>
+      <w:r>
+        <w:t xml:space="preserve"> can communicate with enterprise business locations using both IPv4 and IPv6.</w:t>
       </w:r>
     </w:p>
     <w:tbl>
@@ -3684,7 +4783,7 @@
           </w:tcPr>
           <w:p>
             <w:r>
-              <w:t>Sales &amp; Customer Service</w:t>
+              <w:t>Flagstaff PC-SCS1</w:t>
             </w:r>
           </w:p>
         </w:tc>
@@ -3696,7 +4795,7 @@
           </w:tcPr>
           <w:p>
             <w:r>
-              <w:t>Information Technology</w:t>
+              <w:t>Phoenix PC-IT1</w:t>
             </w:r>
           </w:p>
         </w:tc>
@@ -3721,7 +4820,7 @@
           </w:tcPr>
           <w:p>
             <w:r>
-              <w:t>Sales &amp; Customer Service</w:t>
+              <w:t>Flagstaff PC-SCS1</w:t>
             </w:r>
           </w:p>
         </w:tc>
@@ -3732,7 +4831,10 @@
           </w:tcPr>
           <w:p>
             <w:r>
-              <w:t>Warehouse &amp; Inventory (Tucson Distribution Center)</w:t>
+              <w:t xml:space="preserve">Tucson </w:t>
+            </w:r>
+            <w:r>
+              <w:t>PC-WH1</w:t>
             </w:r>
           </w:p>
         </w:tc>
@@ -3840,7 +4942,7 @@
           </w:tcPr>
           <w:p>
             <w:r>
-              <w:t>Sales &amp; Customer Service</w:t>
+              <w:t>Flagstaff PC-SCS1</w:t>
             </w:r>
           </w:p>
         </w:tc>
@@ -3851,7 +4953,7 @@
           </w:tcPr>
           <w:p>
             <w:r>
-              <w:t>Accounting &amp; Finance</w:t>
+              <w:t>Phoenix PC-AF1</w:t>
             </w:r>
           </w:p>
         </w:tc>
@@ -3882,8 +4984,7 @@
           </w:tcPr>
           <w:p>
             <w:r>
-              <w:lastRenderedPageBreak/>
-              <w:t>Sales &amp; Customer Service</w:t>
+              <w:t>Flagstaff PC-SCS1</w:t>
             </w:r>
           </w:p>
         </w:tc>
@@ -3895,7 +4996,10 @@
           </w:tcPr>
           <w:p>
             <w:r>
-              <w:t>Warehouse &amp; Inventory (Tucson Distribution Center)</w:t>
+              <w:t xml:space="preserve">Tucson </w:t>
+            </w:r>
+            <w:r>
+              <w:t>PC-WH1</w:t>
             </w:r>
           </w:p>
         </w:tc>
@@ -3921,6 +5025,7 @@
         <w:pBdr>
           <w:bottom w:val="single" w:sz="6" w:space="1" w:color="auto"/>
         </w:pBdr>
+        <w:spacing w:before="240" w:after="240"/>
         <w:jc w:val="center"/>
         <w:rPr>
           <w:rFonts w:ascii="Arial" w:hAnsi="Arial" w:cs="Arial"/>
@@ -4015,7 +5120,7 @@
     <w:p>
       <w:r>
         <w:pict>
-          <v:rect id="_x0000_i1036" style="width:468pt;height:1.5pt" o:hralign="center" o:hrstd="t" o:hrnoshade="t" o:hr="t" fillcolor="#974706 [1609]" stroked="f"/>
+          <v:rect id="_x0000_i1037" style="width:468pt;height:1.5pt" o:hralign="center" o:hrstd="t" o:hrnoshade="t" o:hr="t" fillcolor="#974706 [1609]" stroked="f"/>
         </w:pict>
       </w:r>
     </w:p>
@@ -4092,7 +5197,11 @@
         <w:spacing w:before="100" w:beforeAutospacing="1" w:after="100" w:afterAutospacing="1"/>
       </w:pPr>
       <w:r>
-        <w:t>Enterprise DHCP validation requires reviewing operational information from the centralized DHCP server to confirm that IPv4 address assignment is functioning correctly throughout the enterprise. The commands below verify that DHCP pools have been configured successfully and that enterprise client devices have received IPv4 address leases.</w:t>
+        <w:t xml:space="preserve">Enterprise DHCP validation requires reviewing operational information from the centralized DHCP server to confirm that IPv4 address assignment is functioning correctly throughout the </w:t>
+      </w:r>
+      <w:r>
+        <w:lastRenderedPageBreak/>
+        <w:t>enterprise. The commands below verify that DHCP pools have been configured successfully and that enterprise client devices have received IPv4 address leases.</w:t>
       </w:r>
     </w:p>
     <w:p>
@@ -4121,7 +5230,7 @@
     <w:p>
       <w:r>
         <w:pict>
-          <v:rect id="_x0000_i1037" style="width:468pt;height:1.5pt" o:hralign="center" o:hrstd="t" o:hrnoshade="t" o:hr="t" fillcolor="#f90" stroked="f"/>
+          <v:rect id="_x0000_i1038" style="width:468pt;height:1.5pt" o:hralign="center" o:hrstd="t" o:hrnoshade="t" o:hr="t" fillcolor="#f90" stroked="f"/>
         </w:pict>
       </w:r>
     </w:p>
@@ -4232,7 +5341,6 @@
         <w:spacing w:before="100" w:beforeAutospacing="1" w:after="100" w:afterAutospacing="1" w:line="276" w:lineRule="auto"/>
       </w:pPr>
       <w:r>
-        <w:lastRenderedPageBreak/>
         <w:t xml:space="preserve">Client IPv4 Address </w:t>
       </w:r>
     </w:p>
@@ -4448,7 +5556,7 @@
       </w:pPr>
       <w:r>
         <w:pict>
-          <v:rect id="_x0000_i1038" style="width:468pt;height:1.5pt" o:hralign="center" o:hrstd="t" o:hrnoshade="t" o:hr="t" fillcolor="#f90" stroked="f"/>
+          <v:rect id="_x0000_i1039" style="width:468pt;height:1.5pt" o:hralign="center" o:hrstd="t" o:hrnoshade="t" o:hr="t" fillcolor="#f90" stroked="f"/>
         </w:pict>
       </w:r>
     </w:p>
@@ -4594,6 +5702,7 @@
         <w:spacing w:before="100" w:beforeAutospacing="1" w:after="100" w:afterAutospacing="1"/>
       </w:pPr>
       <w:r>
+        <w:lastRenderedPageBreak/>
         <w:t>Paste the complete output in the table provided below.</w:t>
       </w:r>
     </w:p>
@@ -4770,7 +5879,7 @@
       </w:pPr>
       <w:r>
         <w:pict>
-          <v:rect id="_x0000_i1039" style="width:468pt;height:1.5pt" o:hralign="center" o:hrstd="t" o:hrnoshade="t" o:hr="t" fillcolor="#974706 [1609]" stroked="f"/>
+          <v:rect id="_x0000_i1040" style="width:468pt;height:1.5pt" o:hralign="center" o:hrstd="t" o:hrnoshade="t" o:hr="t" fillcolor="#974706 [1609]" stroked="f"/>
         </w:pict>
       </w:r>
     </w:p>
@@ -4806,7 +5915,19 @@
         </w:sdtContent>
       </w:sdt>
       <w:r>
-        <w:t xml:space="preserve"> Verify the enterprise Stateless DHCPv6 implementation using the required show commands below.</w:t>
+        <w:t xml:space="preserve"> Verify the </w:t>
+      </w:r>
+      <w:r>
+        <w:rPr>
+          <w:b/>
+        </w:rPr>
+        <w:t>Phoenix Headquarters Stateless DHCPv6 implementation</w:t>
+      </w:r>
+      <w:r>
+        <w:t xml:space="preserve"> </w:t>
+      </w:r>
+      <w:r>
+        <w:t>using the required show commands below.</w:t>
       </w:r>
     </w:p>
     <w:p>
@@ -4835,8 +5956,7 @@
         <w:spacing w:before="100" w:beforeAutospacing="1" w:after="100" w:afterAutospacing="1"/>
       </w:pPr>
       <w:r>
-        <w:lastRenderedPageBreak/>
-        <w:t>Enterprise DHCPv6 validation requires reviewing operational information from the centralized DHCPv6 server to confirm that Stateless DHCPv6 services are functioning correctly throughout the enterprise. The commands below verify that DHCPv6 pools have been configured successfully and that enterprise client devices have received the required IPv6 network configuration information.</w:t>
+        <w:t>Phoenix Headquarters DHCPv6 validation requires reviewing operational information from the centralized DHCPv6 server on HQ-R1 to confirm that Stateless DHCPv6 services are functioning correctly for the Phoenix Headquarters client networks. The commands below verify that the required DHCPv6 pools have been configured successfully and that Phoenix Headquarters client devices have received the required IPv6 network configuration information.</w:t>
       </w:r>
     </w:p>
     <w:p>
@@ -4865,7 +5985,7 @@
     <w:p>
       <w:r>
         <w:pict>
-          <v:rect id="_x0000_i1040" style="width:468pt;height:1.5pt" o:hralign="center" o:hrstd="t" o:hrnoshade="t" o:hr="t" fillcolor="#f90" stroked="f"/>
+          <v:rect id="_x0000_i1041" style="width:468pt;height:1.5pt" o:hralign="center" o:hrstd="t" o:hrnoshade="t" o:hr="t" fillcolor="#f90" stroked="f"/>
         </w:pict>
       </w:r>
     </w:p>
@@ -4874,20 +5994,22 @@
         <w:pStyle w:val="Heading3"/>
       </w:pPr>
       <w:r>
-        <w:t>Verify DHCPv6 Address Bindings</w:t>
+        <w:t xml:space="preserve">Verify </w:t>
+      </w:r>
+      <w:r>
+        <w:t>Phoenix Headquarters</w:t>
+      </w:r>
+      <w:r>
+        <w:t xml:space="preserve"> DHCPv6 Pools</w:t>
       </w:r>
     </w:p>
     <w:p>
       <w:pPr>
         <w:spacing w:before="100" w:beforeAutospacing="1" w:after="100" w:afterAutospacing="1"/>
+      </w:pPr>
+      <w:proofErr w:type="gramStart"/>
+      <w:r>
         <w:rPr>
-          <w:rFonts w:ascii="Courier New" w:hAnsi="Courier New" w:cs="Courier New"/>
-        </w:rPr>
-      </w:pPr>
-      <w:proofErr w:type="gramStart"/>
-      <w:r>
-        <w:rPr>
-          <w:rFonts w:ascii="Courier New" w:hAnsi="Courier New" w:cs="Courier New"/>
           <w:b/>
           <w:bCs/>
         </w:rPr>
@@ -4896,7 +6018,6 @@
       <w:proofErr w:type="gramEnd"/>
       <w:r>
         <w:rPr>
-          <w:rFonts w:ascii="Courier New" w:hAnsi="Courier New" w:cs="Courier New"/>
           <w:b/>
           <w:bCs/>
         </w:rPr>
@@ -4905,7 +6026,6 @@
       <w:proofErr w:type="spellStart"/>
       <w:r>
         <w:rPr>
-          <w:rFonts w:ascii="Courier New" w:hAnsi="Courier New" w:cs="Courier New"/>
           <w:b/>
           <w:bCs/>
         </w:rPr>
@@ -4914,11 +6034,10 @@
       <w:proofErr w:type="spellEnd"/>
       <w:r>
         <w:rPr>
-          <w:rFonts w:ascii="Courier New" w:hAnsi="Courier New" w:cs="Courier New"/>
           <w:b/>
           <w:bCs/>
         </w:rPr>
-        <w:t xml:space="preserve"> binding</w:t>
+        <w:t xml:space="preserve"> pool</w:t>
       </w:r>
     </w:p>
     <w:p>
@@ -4953,44 +6072,35 @@
       <w:pPr>
         <w:numPr>
           <w:ilvl w:val="0"/>
-          <w:numId w:val="28"/>
+          <w:numId w:val="29"/>
         </w:numPr>
         <w:spacing w:before="100" w:beforeAutospacing="1" w:after="100" w:afterAutospacing="1" w:line="276" w:lineRule="auto"/>
       </w:pPr>
       <w:r>
-        <w:t xml:space="preserve">Client IPv6 Address </w:t>
+        <w:t xml:space="preserve">DHCPv6 Pool Name </w:t>
       </w:r>
     </w:p>
     <w:p>
       <w:pPr>
         <w:numPr>
           <w:ilvl w:val="0"/>
-          <w:numId w:val="28"/>
+          <w:numId w:val="29"/>
         </w:numPr>
         <w:spacing w:before="100" w:beforeAutospacing="1" w:after="100" w:afterAutospacing="1" w:line="276" w:lineRule="auto"/>
       </w:pPr>
       <w:r>
-        <w:t xml:space="preserve">Client DUID </w:t>
+        <w:t xml:space="preserve">DNS Server </w:t>
       </w:r>
     </w:p>
     <w:p>
       <w:pPr>
-        <w:numPr>
-          <w:ilvl w:val="0"/>
-          <w:numId w:val="28"/>
-        </w:numPr>
-        <w:spacing w:before="100" w:beforeAutospacing="1" w:after="100" w:afterAutospacing="1" w:line="276" w:lineRule="auto"/>
-      </w:pPr>
-      <w:r>
-        <w:t xml:space="preserve">IAID </w:t>
-      </w:r>
-    </w:p>
-    <w:p>
-      <w:pPr>
         <w:spacing w:before="100" w:beforeAutospacing="1" w:after="100" w:afterAutospacing="1"/>
       </w:pPr>
       <w:r>
-        <w:t>Paste the complete output in the table provided below.</w:t>
+        <w:t>Paste the complete outp</w:t>
+      </w:r>
+      <w:r>
+        <w:t>ut in the table provided below.</w:t>
       </w:r>
     </w:p>
     <w:tbl>
@@ -5040,286 +6150,7 @@
                 <w:sz w:val="28"/>
                 <w:szCs w:val="28"/>
               </w:rPr>
-              <w:t>Device</w:t>
-            </w:r>
-          </w:p>
-        </w:tc>
-        <w:tc>
-          <w:tcPr>
-            <w:tcW w:w="8235" w:type="dxa"/>
-            <w:shd w:val="clear" w:color="auto" w:fill="FFDAA3"/>
-            <w:vAlign w:val="center"/>
-            <w:hideMark/>
-          </w:tcPr>
-          <w:p>
-            <w:pPr>
-              <w:jc w:val="center"/>
-              <w:rPr>
-                <w:b/>
-                <w:bCs/>
-                <w:sz w:val="28"/>
-                <w:szCs w:val="28"/>
-              </w:rPr>
-            </w:pPr>
-            <w:r>
-              <w:rPr>
-                <w:b/>
-                <w:bCs/>
-                <w:sz w:val="28"/>
-                <w:szCs w:val="28"/>
-              </w:rPr>
-              <w:t xml:space="preserve">Required Output - </w:t>
-            </w:r>
-            <w:r>
-              <w:rPr>
-                <w:b/>
-                <w:sz w:val="28"/>
-                <w:szCs w:val="28"/>
-              </w:rPr>
-              <w:t>Paste</w:t>
-            </w:r>
-            <w:r>
-              <w:rPr>
-                <w:sz w:val="28"/>
-                <w:szCs w:val="28"/>
-              </w:rPr>
-              <w:t xml:space="preserve"> </w:t>
-            </w:r>
-            <w:r>
-              <w:rPr>
-                <w:rFonts w:ascii="Courier New" w:hAnsi="Courier New" w:cs="Courier New"/>
-                <w:sz w:val="28"/>
-                <w:szCs w:val="28"/>
-              </w:rPr>
-              <w:t xml:space="preserve">show ipv6 </w:t>
-            </w:r>
-            <w:proofErr w:type="spellStart"/>
-            <w:r>
-              <w:rPr>
-                <w:rFonts w:ascii="Courier New" w:hAnsi="Courier New" w:cs="Courier New"/>
-                <w:sz w:val="28"/>
-                <w:szCs w:val="28"/>
-              </w:rPr>
-              <w:t>dhcp</w:t>
-            </w:r>
-            <w:proofErr w:type="spellEnd"/>
-            <w:r>
-              <w:rPr>
-                <w:rFonts w:ascii="Courier New" w:hAnsi="Courier New" w:cs="Courier New"/>
-                <w:sz w:val="28"/>
-                <w:szCs w:val="28"/>
-              </w:rPr>
-              <w:t xml:space="preserve"> binding</w:t>
-            </w:r>
-          </w:p>
-        </w:tc>
-      </w:tr>
-      <w:tr>
-        <w:trPr>
-          <w:tblCellSpacing w:w="15" w:type="dxa"/>
-        </w:trPr>
-        <w:tc>
-          <w:tcPr>
-            <w:tcW w:w="1125" w:type="dxa"/>
-            <w:vAlign w:val="center"/>
-            <w:hideMark/>
-          </w:tcPr>
-          <w:p>
-            <w:pPr>
-              <w:jc w:val="center"/>
-            </w:pPr>
-            <w:r>
-              <w:t>HQ-R1</w:t>
-            </w:r>
-          </w:p>
-        </w:tc>
-        <w:tc>
-          <w:tcPr>
-            <w:tcW w:w="8235" w:type="dxa"/>
-            <w:vAlign w:val="center"/>
-          </w:tcPr>
-          <w:p/>
-        </w:tc>
-      </w:tr>
-    </w:tbl>
-    <w:p>
-      <w:pPr>
-        <w:spacing w:before="240"/>
-      </w:pPr>
-      <w:r>
-        <w:pict>
-          <v:rect id="_x0000_i1041" style="width:468pt;height:1.5pt" o:hralign="center" o:hrstd="t" o:hrnoshade="t" o:hr="t" fillcolor="#f90" stroked="f"/>
-        </w:pict>
-      </w:r>
-    </w:p>
-    <w:p>
-      <w:pPr>
-        <w:pStyle w:val="Heading3"/>
-      </w:pPr>
-      <w:r>
-        <w:t>Verify Enterprise DHCPv6 Pools</w:t>
-      </w:r>
-    </w:p>
-    <w:p>
-      <w:pPr>
-        <w:spacing w:before="100" w:beforeAutospacing="1" w:after="100" w:afterAutospacing="1"/>
-      </w:pPr>
-      <w:proofErr w:type="gramStart"/>
-      <w:r>
-        <w:rPr>
-          <w:b/>
-          <w:bCs/>
-        </w:rPr>
-        <w:t>show</w:t>
-      </w:r>
-      <w:proofErr w:type="gramEnd"/>
-      <w:r>
-        <w:rPr>
-          <w:b/>
-          <w:bCs/>
-        </w:rPr>
-        <w:t xml:space="preserve"> ipv6 </w:t>
-      </w:r>
-      <w:proofErr w:type="spellStart"/>
-      <w:r>
-        <w:rPr>
-          <w:b/>
-          <w:bCs/>
-        </w:rPr>
-        <w:t>dhcp</w:t>
-      </w:r>
-      <w:proofErr w:type="spellEnd"/>
-      <w:r>
-        <w:rPr>
-          <w:b/>
-          <w:bCs/>
-        </w:rPr>
-        <w:t xml:space="preserve"> pool</w:t>
-      </w:r>
-    </w:p>
-    <w:p>
-      <w:pPr>
-        <w:spacing w:before="100" w:beforeAutospacing="1" w:after="100" w:afterAutospacing="1"/>
-        <w:rPr>
-          <w:sz w:val="27"/>
-          <w:szCs w:val="27"/>
-        </w:rPr>
-      </w:pPr>
-      <w:r>
-        <w:rPr>
-          <w:b/>
-          <w:bCs/>
-          <w:sz w:val="27"/>
-          <w:szCs w:val="27"/>
-          <w:highlight w:val="yellow"/>
-        </w:rPr>
-        <w:t>Highlight</w:t>
-      </w:r>
-      <w:r>
-        <w:rPr>
-          <w:b/>
-          <w:bCs/>
-          <w:sz w:val="27"/>
-          <w:szCs w:val="27"/>
-        </w:rPr>
-        <w:t xml:space="preserve"> the following:</w:t>
-      </w:r>
-    </w:p>
-    <w:p>
-      <w:pPr>
-        <w:numPr>
-          <w:ilvl w:val="0"/>
-          <w:numId w:val="29"/>
-        </w:numPr>
-        <w:spacing w:before="100" w:beforeAutospacing="1" w:after="100" w:afterAutospacing="1" w:line="276" w:lineRule="auto"/>
-      </w:pPr>
-      <w:r>
-        <w:t xml:space="preserve">DHCPv6 Pool Name </w:t>
-      </w:r>
-    </w:p>
-    <w:p>
-      <w:pPr>
-        <w:numPr>
-          <w:ilvl w:val="0"/>
-          <w:numId w:val="29"/>
-        </w:numPr>
-        <w:spacing w:before="100" w:beforeAutospacing="1" w:after="100" w:afterAutospacing="1" w:line="276" w:lineRule="auto"/>
-      </w:pPr>
-      <w:r>
-        <w:t xml:space="preserve">DNS Server </w:t>
-      </w:r>
-    </w:p>
-    <w:p>
-      <w:pPr>
-        <w:numPr>
-          <w:ilvl w:val="0"/>
-          <w:numId w:val="29"/>
-        </w:numPr>
-        <w:spacing w:before="100" w:beforeAutospacing="1" w:after="100" w:afterAutospacing="1" w:line="276" w:lineRule="auto"/>
-      </w:pPr>
-      <w:r>
-        <w:lastRenderedPageBreak/>
-        <w:t xml:space="preserve">Active Clients </w:t>
-      </w:r>
-    </w:p>
-    <w:p>
-      <w:pPr>
-        <w:spacing w:before="100" w:beforeAutospacing="1" w:after="100" w:afterAutospacing="1"/>
-      </w:pPr>
-      <w:r>
-        <w:t>Paste the complete outp</w:t>
-      </w:r>
-      <w:r>
-        <w:t>ut in the table provided below.</w:t>
-      </w:r>
-    </w:p>
-    <w:tbl>
-      <w:tblPr>
-        <w:tblW w:w="9450" w:type="dxa"/>
-        <w:tblCellSpacing w:w="15" w:type="dxa"/>
-        <w:tblCellMar>
-          <w:top w:w="72" w:type="dxa"/>
-          <w:left w:w="115" w:type="dxa"/>
-          <w:bottom w:w="72" w:type="dxa"/>
-          <w:right w:w="115" w:type="dxa"/>
-        </w:tblCellMar>
-        <w:tblLook w:val="04A0" w:firstRow="1" w:lastRow="0" w:firstColumn="1" w:lastColumn="0" w:noHBand="0" w:noVBand="1"/>
-        <w:tblCaption w:val="Show Command Output"/>
-        <w:tblDescription w:val="Table used to document Cisco IOS command output for enterprise network devices. The first column identifies the device, and the second column provides space for the student to paste the required command output as evidence of successful configuration and verification."/>
-      </w:tblPr>
-      <w:tblGrid>
-        <w:gridCol w:w="1170"/>
-        <w:gridCol w:w="8280"/>
-      </w:tblGrid>
-      <w:tr>
-        <w:trPr>
-          <w:tblHeader/>
-          <w:tblCellSpacing w:w="15" w:type="dxa"/>
-        </w:trPr>
-        <w:tc>
-          <w:tcPr>
-            <w:tcW w:w="1125" w:type="dxa"/>
-            <w:shd w:val="clear" w:color="auto" w:fill="FFDAA3"/>
-            <w:vAlign w:val="center"/>
-            <w:hideMark/>
-          </w:tcPr>
-          <w:p>
-            <w:pPr>
-              <w:jc w:val="center"/>
-              <w:rPr>
-                <w:b/>
-                <w:bCs/>
-                <w:sz w:val="28"/>
-                <w:szCs w:val="28"/>
-              </w:rPr>
-            </w:pPr>
-            <w:r>
-              <w:rPr>
-                <w:b/>
-                <w:bCs/>
-                <w:sz w:val="28"/>
-                <w:szCs w:val="28"/>
-              </w:rPr>
+              <w:lastRenderedPageBreak/>
               <w:t>Device</w:t>
             </w:r>
           </w:p>
@@ -5686,7 +6517,6 @@
         <w:spacing w:before="100" w:beforeAutospacing="1" w:after="100" w:afterAutospacing="1" w:line="276" w:lineRule="auto"/>
       </w:pPr>
       <w:r>
-        <w:lastRenderedPageBreak/>
         <w:t xml:space="preserve">IPv4 DHCP relay (helper-address) configuration </w:t>
       </w:r>
     </w:p>
@@ -5699,19 +6529,16 @@
         <w:spacing w:before="100" w:beforeAutospacing="1" w:after="100" w:afterAutospacing="1" w:line="276" w:lineRule="auto"/>
       </w:pPr>
       <w:r>
-        <w:t xml:space="preserve">DHCPv6 relay configuration </w:t>
-      </w:r>
-    </w:p>
-    <w:p>
-      <w:pPr>
-        <w:numPr>
-          <w:ilvl w:val="0"/>
-          <w:numId w:val="31"/>
-        </w:numPr>
-        <w:spacing w:before="100" w:beforeAutospacing="1" w:after="100" w:afterAutospacing="1" w:line="276" w:lineRule="auto"/>
-      </w:pPr>
-      <w:r>
-        <w:t xml:space="preserve">Router interface configuration supporting Stateless DHCPv6 operation </w:t>
+        <w:t xml:space="preserve">Router interface configuration supporting </w:t>
+      </w:r>
+      <w:r>
+        <w:rPr>
+          <w:b/>
+        </w:rPr>
+        <w:t>SLAAC</w:t>
+      </w:r>
+      <w:r>
+        <w:t xml:space="preserve"> operation </w:t>
       </w:r>
     </w:p>
     <w:tbl>
@@ -5761,6 +6588,7 @@
                 <w:sz w:val="28"/>
                 <w:szCs w:val="28"/>
               </w:rPr>
+              <w:lastRenderedPageBreak/>
               <w:t>Device</w:t>
             </w:r>
           </w:p>
@@ -5927,6 +6755,25 @@
     </w:p>
     <w:p>
       <w:pPr>
+        <w:pStyle w:val="pdq2pgselectionanchorcontainer"/>
+      </w:pPr>
+      <w:r>
+        <w:rPr>
+          <w:rStyle w:val="Strong"/>
+        </w:rPr>
+        <w:t>Background</w:t>
+      </w:r>
+    </w:p>
+    <w:p>
+      <w:pPr>
+        <w:pStyle w:val="NormalWeb"/>
+      </w:pPr>
+      <w:r>
+        <w:t>Following successful implementation and validation of enterprise DHCP services, update the enterprise documentation to reflect the dynamically assigned addressing now in use by enterprise end devices. Accurate addressing documentation provides network engineers with a current record of client addressing and supports future troubleshooting and Enterprise Change Requests.</w:t>
+      </w:r>
+    </w:p>
+    <w:p>
+      <w:pPr>
         <w:pStyle w:val="NormalWeb"/>
       </w:pPr>
       <w:sdt>
@@ -5949,6 +6796,201 @@
         </w:sdtContent>
       </w:sdt>
       <w:r>
+        <w:t xml:space="preserve"> </w:t>
+      </w:r>
+      <w:r>
+        <w:t>Update</w:t>
+      </w:r>
+      <w:r>
+        <w:t xml:space="preserve"> the Enterprise </w:t>
+      </w:r>
+      <w:r>
+        <w:t>addressing documentation.</w:t>
+      </w:r>
+    </w:p>
+    <w:p>
+      <w:pPr>
+        <w:pStyle w:val="pdq2pgselectionanchorcontainer"/>
+      </w:pPr>
+      <w:r>
+        <w:rPr>
+          <w:rStyle w:val="Strong"/>
+        </w:rPr>
+        <w:t>Enterprise IP Addressing Plan</w:t>
+      </w:r>
+    </w:p>
+    <w:p>
+      <w:pPr>
+        <w:pStyle w:val="NormalWeb"/>
+      </w:pPr>
+      <w:r>
+        <w:t xml:space="preserve">Open the </w:t>
+      </w:r>
+      <w:r>
+        <w:rPr>
+          <w:rStyle w:val="Strong"/>
+        </w:rPr>
+        <w:t>Sonoran Outdoor Equipment Enterprise IP Addressing Plan</w:t>
+      </w:r>
+      <w:r>
+        <w:t xml:space="preserve"> and complete the </w:t>
+      </w:r>
+      <w:r>
+        <w:rPr>
+          <w:rStyle w:val="Strong"/>
+        </w:rPr>
+        <w:t>ECR-006 – DHCP Addressing Update Addendum</w:t>
+      </w:r>
+      <w:r>
+        <w:t>.</w:t>
+      </w:r>
+    </w:p>
+    <w:p>
+      <w:pPr>
+        <w:pStyle w:val="NormalWeb"/>
+      </w:pPr>
+      <w:r>
+        <w:t>At a minimum:</w:t>
+      </w:r>
+    </w:p>
+    <w:p>
+      <w:pPr>
+        <w:numPr>
+          <w:ilvl w:val="0"/>
+          <w:numId w:val="35"/>
+        </w:numPr>
+        <w:spacing w:before="100" w:beforeAutospacing="1" w:after="100" w:afterAutospacing="1" w:line="276" w:lineRule="auto"/>
+      </w:pPr>
+      <w:r>
+        <w:t xml:space="preserve">Record the dynamically assigned IPv4 addressing for the required enterprise end devices. </w:t>
+      </w:r>
+    </w:p>
+    <w:p>
+      <w:pPr>
+        <w:numPr>
+          <w:ilvl w:val="0"/>
+          <w:numId w:val="35"/>
+        </w:numPr>
+        <w:spacing w:before="100" w:beforeAutospacing="1" w:after="100" w:afterAutospacing="1" w:line="276" w:lineRule="auto"/>
+      </w:pPr>
+      <w:r>
+        <w:t xml:space="preserve">Record the IPv4 default gateway assigned to each device. </w:t>
+      </w:r>
+    </w:p>
+    <w:p>
+      <w:pPr>
+        <w:numPr>
+          <w:ilvl w:val="0"/>
+          <w:numId w:val="35"/>
+        </w:numPr>
+        <w:spacing w:before="100" w:beforeAutospacing="1" w:after="100" w:afterAutospacing="1" w:line="276" w:lineRule="auto"/>
+      </w:pPr>
+      <w:r>
+        <w:t xml:space="preserve">Record the IPv6 global unicast addressing assigned to each device. </w:t>
+      </w:r>
+    </w:p>
+    <w:p>
+      <w:pPr>
+        <w:numPr>
+          <w:ilvl w:val="0"/>
+          <w:numId w:val="35"/>
+        </w:numPr>
+        <w:spacing w:before="100" w:beforeAutospacing="1" w:after="100" w:afterAutospacing="1" w:line="276" w:lineRule="auto"/>
+      </w:pPr>
+      <w:r>
+        <w:t xml:space="preserve">Record the IPv6 default gateway information displayed by each device. </w:t>
+      </w:r>
+    </w:p>
+    <w:p>
+      <w:pPr>
+        <w:numPr>
+          <w:ilvl w:val="0"/>
+          <w:numId w:val="35"/>
+        </w:numPr>
+        <w:spacing w:before="100" w:beforeAutospacing="1" w:after="100" w:afterAutospacing="1" w:line="276" w:lineRule="auto"/>
+      </w:pPr>
+      <w:r>
+        <w:t xml:space="preserve">Verify that the documented addressing matches the successfully validated client configuration before completing the addendum. </w:t>
+      </w:r>
+    </w:p>
+    <w:p>
+      <w:pPr>
+        <w:pStyle w:val="Important"/>
+        <w:rPr>
+          <w:b w:val="0"/>
+        </w:rPr>
+      </w:pPr>
+      <w:r>
+        <w:rPr>
+          <w:rStyle w:val="Strong"/>
+          <w:b/>
+        </w:rPr>
+        <w:t>Important:</w:t>
+      </w:r>
+      <w:r>
+        <w:rPr>
+          <w:b w:val="0"/>
+        </w:rPr>
+        <w:t xml:space="preserve"> </w:t>
+      </w:r>
+    </w:p>
+    <w:p>
+      <w:pPr>
+        <w:pStyle w:val="Important"/>
+        <w:rPr>
+          <w:b w:val="0"/>
+        </w:rPr>
+      </w:pPr>
+      <w:r>
+        <w:rPr>
+          <w:b w:val="0"/>
+        </w:rPr>
+        <w:t>Complete the ECR-006 addressing addendum only after DHCP, Stateless DHCPv6, and SLAAC implementation has been successfully validated. Do not overwrite the original static end-device addressing documented in the baseline Enterprise IP Addressing Plan.</w:t>
+      </w:r>
+    </w:p>
+    <w:p>
+      <w:pPr>
+        <w:pStyle w:val="Heading4"/>
+      </w:pPr>
+      <w:r>
+        <w:lastRenderedPageBreak/>
+        <w:pict>
+          <v:rect id="_x0000_i1044" style="width:468pt;height:1.5pt" o:hralign="center" o:hrstd="t" o:hrnoshade="t" o:hr="t" fillcolor="#974706 [1609]" stroked="f"/>
+        </w:pict>
+      </w:r>
+    </w:p>
+    <w:p>
+      <w:pPr>
+        <w:pStyle w:val="Heading4"/>
+      </w:pPr>
+      <w:r>
+        <w:t>Step 7 – Final Validation</w:t>
+      </w:r>
+    </w:p>
+    <w:p>
+      <w:pPr>
+        <w:pStyle w:val="NormalWeb"/>
+      </w:pPr>
+      <w:sdt>
+        <w:sdtPr>
+          <w:id w:val="496152557"/>
+          <w14:checkbox>
+            <w14:checked w14:val="0"/>
+            <w14:checkedState w14:val="2612" w14:font="MS Gothic"/>
+            <w14:uncheckedState w14:val="2610" w14:font="MS Gothic"/>
+          </w14:checkbox>
+        </w:sdtPr>
+        <w:sdtEndPr/>
+        <w:sdtContent>
+          <w:r>
+            <w:rPr>
+              <w:rFonts w:ascii="MS Gothic" w:eastAsia="MS Gothic" w:hAnsi="MS Gothic" w:hint="eastAsia"/>
+            </w:rPr>
+            <w:t>☐</w:t>
+          </w:r>
+        </w:sdtContent>
+      </w:sdt>
+      <w:r>
         <w:t xml:space="preserve"> Confirm that the Enterprise Change Request has been completed successfully.</w:t>
       </w:r>
     </w:p>
@@ -5998,23 +7040,25 @@
     </w:p>
     <w:p>
       <w:pPr>
-        <w:numPr>
-          <w:ilvl w:val="0"/>
-          <w:numId w:val="9"/>
-        </w:numPr>
-        <w:spacing w:before="100" w:beforeAutospacing="1" w:after="100" w:afterAutospacing="1" w:line="276" w:lineRule="auto"/>
-      </w:pPr>
-      <w:r>
-        <w:t xml:space="preserve">The enterprise network is operating according to the Enterprise Network Standards Guide. </w:t>
+        <w:spacing w:before="240"/>
+        <w:rPr>
+          <w:color w:val="4F6228" w:themeColor="accent3" w:themeShade="80"/>
+        </w:rPr>
+      </w:pPr>
+      <w:r>
+        <w:t>The enterprise network is operating according to the Enterprise Network Standards Guide.</w:t>
       </w:r>
     </w:p>
     <w:p>
+      <w:pPr>
+        <w:spacing w:before="240"/>
+      </w:pPr>
       <w:r>
         <w:rPr>
           <w:color w:val="4F6228" w:themeColor="accent3" w:themeShade="80"/>
         </w:rPr>
         <w:pict>
-          <v:rect id="_x0000_i1044" style="width:468pt;height:2pt" o:hralign="center" o:hrstd="t" o:hrnoshade="t" o:hr="t" fillcolor="#4e6128 [1606]" stroked="f"/>
+          <v:rect id="_x0000_i1045" style="width:468pt;height:2pt" o:hralign="center" o:hrstd="t" o:hrnoshade="t" o:hr="t" fillcolor="#4e6128 [1606]" stroked="f"/>
         </w:pict>
       </w:r>
     </w:p>
@@ -6086,6 +7130,30 @@
     <w:p>
       <w:sdt>
         <w:sdtPr>
+          <w:id w:val="-229230792"/>
+          <w14:checkbox>
+            <w14:checked w14:val="0"/>
+            <w14:checkedState w14:val="2612" w14:font="MS Gothic"/>
+            <w14:uncheckedState w14:val="2610" w14:font="MS Gothic"/>
+          </w14:checkbox>
+        </w:sdtPr>
+        <w:sdtEndPr/>
+        <w:sdtContent>
+          <w:r>
+            <w:rPr>
+              <w:rFonts w:ascii="MS Gothic" w:eastAsia="MS Gothic" w:hAnsi="MS Gothic" w:hint="eastAsia"/>
+            </w:rPr>
+            <w:t>☐</w:t>
+          </w:r>
+        </w:sdtContent>
+      </w:sdt>
+      <w:r>
+        <w:t xml:space="preserve">  Updated Enterprise IP Addressing Plan – ECR-006 DHCP Addressing Update Addendum</w:t>
+      </w:r>
+    </w:p>
+    <w:p>
+      <w:sdt>
+        <w:sdtPr>
           <w:id w:val="-615141063"/>
           <w14:checkbox>
             <w14:checked w14:val="0"/>
@@ -6156,7 +7224,7 @@
           <w:color w:val="4F6228" w:themeColor="accent3" w:themeShade="80"/>
         </w:rPr>
         <w:pict>
-          <v:rect id="_x0000_i1045" style="width:468pt;height:2pt" o:hralign="center" o:hrstd="t" o:hrnoshade="t" o:hr="t" fillcolor="#4e6128 [1606]" stroked="f"/>
+          <v:rect id="_x0000_i1046" style="width:468pt;height:2pt" o:hralign="center" o:hrstd="t" o:hrnoshade="t" o:hr="t" fillcolor="#4e6128 [1606]" stroked="f"/>
         </w:pict>
       </w:r>
       <w:r>
@@ -6165,7 +7233,7 @@
           <w:sz w:val="18"/>
           <w:szCs w:val="18"/>
         </w:rPr>
-        <w:t>Version 1: Updated 07/08</w:t>
+        <w:t>Version 1: Updated 08/20</w:t>
       </w:r>
       <w:r>
         <w:rPr>
@@ -6218,7 +7286,7 @@
         <w:color w:val="4F6228" w:themeColor="accent3" w:themeShade="80"/>
       </w:rPr>
       <w:pict>
-        <v:rect id="_x0000_i1046" style="width:468pt;height:2pt" o:hralign="center" o:hrstd="t" o:hrnoshade="t" o:hr="t" fillcolor="#c2d69b [1942]" stroked="f"/>
+        <v:rect id="_x0000_i1047" style="width:468pt;height:2pt" o:hralign="center" o:hrstd="t" o:hrnoshade="t" o:hr="t" fillcolor="#c2d69b [1942]" stroked="f"/>
       </w:pict>
     </w:r>
   </w:p>
@@ -7475,6 +8543,119 @@
     </w:lvl>
   </w:abstractNum>
   <w:abstractNum w:abstractNumId="13" w15:restartNumberingAfterBreak="0">
+    <w:nsid w:val="2DB47BA2"/>
+    <w:multiLevelType w:val="hybridMultilevel"/>
+    <w:tmpl w:val="827C7050"/>
+    <w:lvl w:ilvl="0" w:tplc="04090001">
+      <w:start w:val="1"/>
+      <w:numFmt w:val="bullet"/>
+      <w:lvlText w:val=""/>
+      <w:lvlJc w:val="left"/>
+      <w:pPr>
+        <w:ind w:left="1440" w:hanging="360"/>
+      </w:pPr>
+      <w:rPr>
+        <w:rFonts w:ascii="Symbol" w:hAnsi="Symbol" w:hint="default"/>
+      </w:rPr>
+    </w:lvl>
+    <w:lvl w:ilvl="1" w:tplc="04090003" w:tentative="1">
+      <w:start w:val="1"/>
+      <w:numFmt w:val="bullet"/>
+      <w:lvlText w:val="o"/>
+      <w:lvlJc w:val="left"/>
+      <w:pPr>
+        <w:ind w:left="2160" w:hanging="360"/>
+      </w:pPr>
+      <w:rPr>
+        <w:rFonts w:ascii="Courier New" w:hAnsi="Courier New" w:cs="Courier New" w:hint="default"/>
+      </w:rPr>
+    </w:lvl>
+    <w:lvl w:ilvl="2" w:tplc="04090005" w:tentative="1">
+      <w:start w:val="1"/>
+      <w:numFmt w:val="bullet"/>
+      <w:lvlText w:val=""/>
+      <w:lvlJc w:val="left"/>
+      <w:pPr>
+        <w:ind w:left="2880" w:hanging="360"/>
+      </w:pPr>
+      <w:rPr>
+        <w:rFonts w:ascii="Wingdings" w:hAnsi="Wingdings" w:hint="default"/>
+      </w:rPr>
+    </w:lvl>
+    <w:lvl w:ilvl="3" w:tplc="04090001" w:tentative="1">
+      <w:start w:val="1"/>
+      <w:numFmt w:val="bullet"/>
+      <w:lvlText w:val=""/>
+      <w:lvlJc w:val="left"/>
+      <w:pPr>
+        <w:ind w:left="3600" w:hanging="360"/>
+      </w:pPr>
+      <w:rPr>
+        <w:rFonts w:ascii="Symbol" w:hAnsi="Symbol" w:hint="default"/>
+      </w:rPr>
+    </w:lvl>
+    <w:lvl w:ilvl="4" w:tplc="04090003" w:tentative="1">
+      <w:start w:val="1"/>
+      <w:numFmt w:val="bullet"/>
+      <w:lvlText w:val="o"/>
+      <w:lvlJc w:val="left"/>
+      <w:pPr>
+        <w:ind w:left="4320" w:hanging="360"/>
+      </w:pPr>
+      <w:rPr>
+        <w:rFonts w:ascii="Courier New" w:hAnsi="Courier New" w:cs="Courier New" w:hint="default"/>
+      </w:rPr>
+    </w:lvl>
+    <w:lvl w:ilvl="5" w:tplc="04090005" w:tentative="1">
+      <w:start w:val="1"/>
+      <w:numFmt w:val="bullet"/>
+      <w:lvlText w:val=""/>
+      <w:lvlJc w:val="left"/>
+      <w:pPr>
+        <w:ind w:left="5040" w:hanging="360"/>
+      </w:pPr>
+      <w:rPr>
+        <w:rFonts w:ascii="Wingdings" w:hAnsi="Wingdings" w:hint="default"/>
+      </w:rPr>
+    </w:lvl>
+    <w:lvl w:ilvl="6" w:tplc="04090001" w:tentative="1">
+      <w:start w:val="1"/>
+      <w:numFmt w:val="bullet"/>
+      <w:lvlText w:val=""/>
+      <w:lvlJc w:val="left"/>
+      <w:pPr>
+        <w:ind w:left="5760" w:hanging="360"/>
+      </w:pPr>
+      <w:rPr>
+        <w:rFonts w:ascii="Symbol" w:hAnsi="Symbol" w:hint="default"/>
+      </w:rPr>
+    </w:lvl>
+    <w:lvl w:ilvl="7" w:tplc="04090003" w:tentative="1">
+      <w:start w:val="1"/>
+      <w:numFmt w:val="bullet"/>
+      <w:lvlText w:val="o"/>
+      <w:lvlJc w:val="left"/>
+      <w:pPr>
+        <w:ind w:left="6480" w:hanging="360"/>
+      </w:pPr>
+      <w:rPr>
+        <w:rFonts w:ascii="Courier New" w:hAnsi="Courier New" w:cs="Courier New" w:hint="default"/>
+      </w:rPr>
+    </w:lvl>
+    <w:lvl w:ilvl="8" w:tplc="04090005" w:tentative="1">
+      <w:start w:val="1"/>
+      <w:numFmt w:val="bullet"/>
+      <w:lvlText w:val=""/>
+      <w:lvlJc w:val="left"/>
+      <w:pPr>
+        <w:ind w:left="7200" w:hanging="360"/>
+      </w:pPr>
+      <w:rPr>
+        <w:rFonts w:ascii="Wingdings" w:hAnsi="Wingdings" w:hint="default"/>
+      </w:rPr>
+    </w:lvl>
+  </w:abstractNum>
+  <w:abstractNum w:abstractNumId="14" w15:restartNumberingAfterBreak="0">
     <w:nsid w:val="2E9E2DCB"/>
     <w:multiLevelType w:val="multilevel"/>
     <w:tmpl w:val="16AAE4C6"/>
@@ -7623,7 +8804,7 @@
       </w:rPr>
     </w:lvl>
   </w:abstractNum>
-  <w:abstractNum w:abstractNumId="14" w15:restartNumberingAfterBreak="0">
+  <w:abstractNum w:abstractNumId="15" w15:restartNumberingAfterBreak="0">
     <w:nsid w:val="2EAF2A93"/>
     <w:multiLevelType w:val="multilevel"/>
     <w:tmpl w:val="FE5A6B78"/>
@@ -7772,7 +8953,7 @@
       </w:rPr>
     </w:lvl>
   </w:abstractNum>
-  <w:abstractNum w:abstractNumId="15" w15:restartNumberingAfterBreak="0">
+  <w:abstractNum w:abstractNumId="16" w15:restartNumberingAfterBreak="0">
     <w:nsid w:val="30CF2A8E"/>
     <w:multiLevelType w:val="multilevel"/>
     <w:tmpl w:val="33C09294"/>
@@ -7921,7 +9102,7 @@
       </w:rPr>
     </w:lvl>
   </w:abstractNum>
-  <w:abstractNum w:abstractNumId="16" w15:restartNumberingAfterBreak="0">
+  <w:abstractNum w:abstractNumId="17" w15:restartNumberingAfterBreak="0">
     <w:nsid w:val="397155B2"/>
     <w:multiLevelType w:val="multilevel"/>
     <w:tmpl w:val="33C09294"/>
@@ -8070,7 +9251,7 @@
       </w:rPr>
     </w:lvl>
   </w:abstractNum>
-  <w:abstractNum w:abstractNumId="17" w15:restartNumberingAfterBreak="0">
+  <w:abstractNum w:abstractNumId="18" w15:restartNumberingAfterBreak="0">
     <w:nsid w:val="3B4D3F30"/>
     <w:multiLevelType w:val="multilevel"/>
     <w:tmpl w:val="CCAA370A"/>
@@ -8219,7 +9400,156 @@
       </w:rPr>
     </w:lvl>
   </w:abstractNum>
-  <w:abstractNum w:abstractNumId="18" w15:restartNumberingAfterBreak="0">
+  <w:abstractNum w:abstractNumId="19" w15:restartNumberingAfterBreak="0">
+    <w:nsid w:val="3EF44702"/>
+    <w:multiLevelType w:val="multilevel"/>
+    <w:tmpl w:val="438A8F6C"/>
+    <w:lvl w:ilvl="0">
+      <w:start w:val="1"/>
+      <w:numFmt w:val="bullet"/>
+      <w:lvlText w:val=""/>
+      <w:lvlJc w:val="left"/>
+      <w:pPr>
+        <w:tabs>
+          <w:tab w:val="num" w:pos="720"/>
+        </w:tabs>
+        <w:ind w:left="720" w:hanging="360"/>
+      </w:pPr>
+      <w:rPr>
+        <w:rFonts w:ascii="Symbol" w:hAnsi="Symbol" w:hint="default"/>
+        <w:sz w:val="20"/>
+      </w:rPr>
+    </w:lvl>
+    <w:lvl w:ilvl="1" w:tentative="1">
+      <w:start w:val="1"/>
+      <w:numFmt w:val="bullet"/>
+      <w:lvlText w:val="o"/>
+      <w:lvlJc w:val="left"/>
+      <w:pPr>
+        <w:tabs>
+          <w:tab w:val="num" w:pos="1440"/>
+        </w:tabs>
+        <w:ind w:left="1440" w:hanging="360"/>
+      </w:pPr>
+      <w:rPr>
+        <w:rFonts w:ascii="Courier New" w:hAnsi="Courier New" w:hint="default"/>
+        <w:sz w:val="20"/>
+      </w:rPr>
+    </w:lvl>
+    <w:lvl w:ilvl="2" w:tentative="1">
+      <w:start w:val="1"/>
+      <w:numFmt w:val="bullet"/>
+      <w:lvlText w:val=""/>
+      <w:lvlJc w:val="left"/>
+      <w:pPr>
+        <w:tabs>
+          <w:tab w:val="num" w:pos="2160"/>
+        </w:tabs>
+        <w:ind w:left="2160" w:hanging="360"/>
+      </w:pPr>
+      <w:rPr>
+        <w:rFonts w:ascii="Wingdings" w:hAnsi="Wingdings" w:hint="default"/>
+        <w:sz w:val="20"/>
+      </w:rPr>
+    </w:lvl>
+    <w:lvl w:ilvl="3" w:tentative="1">
+      <w:start w:val="1"/>
+      <w:numFmt w:val="bullet"/>
+      <w:lvlText w:val=""/>
+      <w:lvlJc w:val="left"/>
+      <w:pPr>
+        <w:tabs>
+          <w:tab w:val="num" w:pos="2880"/>
+        </w:tabs>
+        <w:ind w:left="2880" w:hanging="360"/>
+      </w:pPr>
+      <w:rPr>
+        <w:rFonts w:ascii="Wingdings" w:hAnsi="Wingdings" w:hint="default"/>
+        <w:sz w:val="20"/>
+      </w:rPr>
+    </w:lvl>
+    <w:lvl w:ilvl="4" w:tentative="1">
+      <w:start w:val="1"/>
+      <w:numFmt w:val="bullet"/>
+      <w:lvlText w:val=""/>
+      <w:lvlJc w:val="left"/>
+      <w:pPr>
+        <w:tabs>
+          <w:tab w:val="num" w:pos="3600"/>
+        </w:tabs>
+        <w:ind w:left="3600" w:hanging="360"/>
+      </w:pPr>
+      <w:rPr>
+        <w:rFonts w:ascii="Wingdings" w:hAnsi="Wingdings" w:hint="default"/>
+        <w:sz w:val="20"/>
+      </w:rPr>
+    </w:lvl>
+    <w:lvl w:ilvl="5" w:tentative="1">
+      <w:start w:val="1"/>
+      <w:numFmt w:val="bullet"/>
+      <w:lvlText w:val=""/>
+      <w:lvlJc w:val="left"/>
+      <w:pPr>
+        <w:tabs>
+          <w:tab w:val="num" w:pos="4320"/>
+        </w:tabs>
+        <w:ind w:left="4320" w:hanging="360"/>
+      </w:pPr>
+      <w:rPr>
+        <w:rFonts w:ascii="Wingdings" w:hAnsi="Wingdings" w:hint="default"/>
+        <w:sz w:val="20"/>
+      </w:rPr>
+    </w:lvl>
+    <w:lvl w:ilvl="6" w:tentative="1">
+      <w:start w:val="1"/>
+      <w:numFmt w:val="bullet"/>
+      <w:lvlText w:val=""/>
+      <w:lvlJc w:val="left"/>
+      <w:pPr>
+        <w:tabs>
+          <w:tab w:val="num" w:pos="5040"/>
+        </w:tabs>
+        <w:ind w:left="5040" w:hanging="360"/>
+      </w:pPr>
+      <w:rPr>
+        <w:rFonts w:ascii="Wingdings" w:hAnsi="Wingdings" w:hint="default"/>
+        <w:sz w:val="20"/>
+      </w:rPr>
+    </w:lvl>
+    <w:lvl w:ilvl="7" w:tentative="1">
+      <w:start w:val="1"/>
+      <w:numFmt w:val="bullet"/>
+      <w:lvlText w:val=""/>
+      <w:lvlJc w:val="left"/>
+      <w:pPr>
+        <w:tabs>
+          <w:tab w:val="num" w:pos="5760"/>
+        </w:tabs>
+        <w:ind w:left="5760" w:hanging="360"/>
+      </w:pPr>
+      <w:rPr>
+        <w:rFonts w:ascii="Wingdings" w:hAnsi="Wingdings" w:hint="default"/>
+        <w:sz w:val="20"/>
+      </w:rPr>
+    </w:lvl>
+    <w:lvl w:ilvl="8" w:tentative="1">
+      <w:start w:val="1"/>
+      <w:numFmt w:val="bullet"/>
+      <w:lvlText w:val=""/>
+      <w:lvlJc w:val="left"/>
+      <w:pPr>
+        <w:tabs>
+          <w:tab w:val="num" w:pos="6480"/>
+        </w:tabs>
+        <w:ind w:left="6480" w:hanging="360"/>
+      </w:pPr>
+      <w:rPr>
+        <w:rFonts w:ascii="Wingdings" w:hAnsi="Wingdings" w:hint="default"/>
+        <w:sz w:val="20"/>
+      </w:rPr>
+    </w:lvl>
+  </w:abstractNum>
+  <w:abstractNum w:abstractNumId="20" w15:restartNumberingAfterBreak="0">
     <w:nsid w:val="45A050D7"/>
     <w:multiLevelType w:val="multilevel"/>
     <w:tmpl w:val="297854F0"/>
@@ -8368,7 +9698,7 @@
       </w:rPr>
     </w:lvl>
   </w:abstractNum>
-  <w:abstractNum w:abstractNumId="19" w15:restartNumberingAfterBreak="0">
+  <w:abstractNum w:abstractNumId="21" w15:restartNumberingAfterBreak="0">
     <w:nsid w:val="475E24B4"/>
     <w:multiLevelType w:val="multilevel"/>
     <w:tmpl w:val="89F4D730"/>
@@ -8517,7 +9847,7 @@
       </w:rPr>
     </w:lvl>
   </w:abstractNum>
-  <w:abstractNum w:abstractNumId="20" w15:restartNumberingAfterBreak="0">
+  <w:abstractNum w:abstractNumId="22" w15:restartNumberingAfterBreak="0">
     <w:nsid w:val="4E420959"/>
     <w:multiLevelType w:val="multilevel"/>
     <w:tmpl w:val="33C09294"/>
@@ -8666,7 +9996,156 @@
       </w:rPr>
     </w:lvl>
   </w:abstractNum>
-  <w:abstractNum w:abstractNumId="21" w15:restartNumberingAfterBreak="0">
+  <w:abstractNum w:abstractNumId="23" w15:restartNumberingAfterBreak="0">
+    <w:nsid w:val="50192315"/>
+    <w:multiLevelType w:val="multilevel"/>
+    <w:tmpl w:val="3A52C30C"/>
+    <w:lvl w:ilvl="0">
+      <w:start w:val="1"/>
+      <w:numFmt w:val="bullet"/>
+      <w:lvlText w:val=""/>
+      <w:lvlJc w:val="left"/>
+      <w:pPr>
+        <w:tabs>
+          <w:tab w:val="num" w:pos="720"/>
+        </w:tabs>
+        <w:ind w:left="720" w:hanging="360"/>
+      </w:pPr>
+      <w:rPr>
+        <w:rFonts w:ascii="Symbol" w:hAnsi="Symbol" w:hint="default"/>
+        <w:sz w:val="20"/>
+      </w:rPr>
+    </w:lvl>
+    <w:lvl w:ilvl="1" w:tentative="1">
+      <w:start w:val="1"/>
+      <w:numFmt w:val="bullet"/>
+      <w:lvlText w:val="o"/>
+      <w:lvlJc w:val="left"/>
+      <w:pPr>
+        <w:tabs>
+          <w:tab w:val="num" w:pos="1440"/>
+        </w:tabs>
+        <w:ind w:left="1440" w:hanging="360"/>
+      </w:pPr>
+      <w:rPr>
+        <w:rFonts w:ascii="Courier New" w:hAnsi="Courier New" w:hint="default"/>
+        <w:sz w:val="20"/>
+      </w:rPr>
+    </w:lvl>
+    <w:lvl w:ilvl="2" w:tentative="1">
+      <w:start w:val="1"/>
+      <w:numFmt w:val="bullet"/>
+      <w:lvlText w:val=""/>
+      <w:lvlJc w:val="left"/>
+      <w:pPr>
+        <w:tabs>
+          <w:tab w:val="num" w:pos="2160"/>
+        </w:tabs>
+        <w:ind w:left="2160" w:hanging="360"/>
+      </w:pPr>
+      <w:rPr>
+        <w:rFonts w:ascii="Wingdings" w:hAnsi="Wingdings" w:hint="default"/>
+        <w:sz w:val="20"/>
+      </w:rPr>
+    </w:lvl>
+    <w:lvl w:ilvl="3" w:tentative="1">
+      <w:start w:val="1"/>
+      <w:numFmt w:val="bullet"/>
+      <w:lvlText w:val=""/>
+      <w:lvlJc w:val="left"/>
+      <w:pPr>
+        <w:tabs>
+          <w:tab w:val="num" w:pos="2880"/>
+        </w:tabs>
+        <w:ind w:left="2880" w:hanging="360"/>
+      </w:pPr>
+      <w:rPr>
+        <w:rFonts w:ascii="Wingdings" w:hAnsi="Wingdings" w:hint="default"/>
+        <w:sz w:val="20"/>
+      </w:rPr>
+    </w:lvl>
+    <w:lvl w:ilvl="4" w:tentative="1">
+      <w:start w:val="1"/>
+      <w:numFmt w:val="bullet"/>
+      <w:lvlText w:val=""/>
+      <w:lvlJc w:val="left"/>
+      <w:pPr>
+        <w:tabs>
+          <w:tab w:val="num" w:pos="3600"/>
+        </w:tabs>
+        <w:ind w:left="3600" w:hanging="360"/>
+      </w:pPr>
+      <w:rPr>
+        <w:rFonts w:ascii="Wingdings" w:hAnsi="Wingdings" w:hint="default"/>
+        <w:sz w:val="20"/>
+      </w:rPr>
+    </w:lvl>
+    <w:lvl w:ilvl="5" w:tentative="1">
+      <w:start w:val="1"/>
+      <w:numFmt w:val="bullet"/>
+      <w:lvlText w:val=""/>
+      <w:lvlJc w:val="left"/>
+      <w:pPr>
+        <w:tabs>
+          <w:tab w:val="num" w:pos="4320"/>
+        </w:tabs>
+        <w:ind w:left="4320" w:hanging="360"/>
+      </w:pPr>
+      <w:rPr>
+        <w:rFonts w:ascii="Wingdings" w:hAnsi="Wingdings" w:hint="default"/>
+        <w:sz w:val="20"/>
+      </w:rPr>
+    </w:lvl>
+    <w:lvl w:ilvl="6" w:tentative="1">
+      <w:start w:val="1"/>
+      <w:numFmt w:val="bullet"/>
+      <w:lvlText w:val=""/>
+      <w:lvlJc w:val="left"/>
+      <w:pPr>
+        <w:tabs>
+          <w:tab w:val="num" w:pos="5040"/>
+        </w:tabs>
+        <w:ind w:left="5040" w:hanging="360"/>
+      </w:pPr>
+      <w:rPr>
+        <w:rFonts w:ascii="Wingdings" w:hAnsi="Wingdings" w:hint="default"/>
+        <w:sz w:val="20"/>
+      </w:rPr>
+    </w:lvl>
+    <w:lvl w:ilvl="7" w:tentative="1">
+      <w:start w:val="1"/>
+      <w:numFmt w:val="bullet"/>
+      <w:lvlText w:val=""/>
+      <w:lvlJc w:val="left"/>
+      <w:pPr>
+        <w:tabs>
+          <w:tab w:val="num" w:pos="5760"/>
+        </w:tabs>
+        <w:ind w:left="5760" w:hanging="360"/>
+      </w:pPr>
+      <w:rPr>
+        <w:rFonts w:ascii="Wingdings" w:hAnsi="Wingdings" w:hint="default"/>
+        <w:sz w:val="20"/>
+      </w:rPr>
+    </w:lvl>
+    <w:lvl w:ilvl="8" w:tentative="1">
+      <w:start w:val="1"/>
+      <w:numFmt w:val="bullet"/>
+      <w:lvlText w:val=""/>
+      <w:lvlJc w:val="left"/>
+      <w:pPr>
+        <w:tabs>
+          <w:tab w:val="num" w:pos="6480"/>
+        </w:tabs>
+        <w:ind w:left="6480" w:hanging="360"/>
+      </w:pPr>
+      <w:rPr>
+        <w:rFonts w:ascii="Wingdings" w:hAnsi="Wingdings" w:hint="default"/>
+        <w:sz w:val="20"/>
+      </w:rPr>
+    </w:lvl>
+  </w:abstractNum>
+  <w:abstractNum w:abstractNumId="24" w15:restartNumberingAfterBreak="0">
     <w:nsid w:val="539D756E"/>
     <w:multiLevelType w:val="multilevel"/>
     <w:tmpl w:val="33C09294"/>
@@ -8815,7 +10294,7 @@
       </w:rPr>
     </w:lvl>
   </w:abstractNum>
-  <w:abstractNum w:abstractNumId="22" w15:restartNumberingAfterBreak="0">
+  <w:abstractNum w:abstractNumId="25" w15:restartNumberingAfterBreak="0">
     <w:nsid w:val="5F562851"/>
     <w:multiLevelType w:val="multilevel"/>
     <w:tmpl w:val="33C09294"/>
@@ -8964,7 +10443,120 @@
       </w:rPr>
     </w:lvl>
   </w:abstractNum>
-  <w:abstractNum w:abstractNumId="23" w15:restartNumberingAfterBreak="0">
+  <w:abstractNum w:abstractNumId="26" w15:restartNumberingAfterBreak="0">
+    <w:nsid w:val="6BC52A2F"/>
+    <w:multiLevelType w:val="hybridMultilevel"/>
+    <w:tmpl w:val="0A165EE2"/>
+    <w:lvl w:ilvl="0" w:tplc="04090001">
+      <w:start w:val="1"/>
+      <w:numFmt w:val="bullet"/>
+      <w:lvlText w:val=""/>
+      <w:lvlJc w:val="left"/>
+      <w:pPr>
+        <w:ind w:left="720" w:hanging="360"/>
+      </w:pPr>
+      <w:rPr>
+        <w:rFonts w:ascii="Symbol" w:hAnsi="Symbol" w:hint="default"/>
+      </w:rPr>
+    </w:lvl>
+    <w:lvl w:ilvl="1" w:tplc="04090003" w:tentative="1">
+      <w:start w:val="1"/>
+      <w:numFmt w:val="bullet"/>
+      <w:lvlText w:val="o"/>
+      <w:lvlJc w:val="left"/>
+      <w:pPr>
+        <w:ind w:left="1440" w:hanging="360"/>
+      </w:pPr>
+      <w:rPr>
+        <w:rFonts w:ascii="Courier New" w:hAnsi="Courier New" w:cs="Courier New" w:hint="default"/>
+      </w:rPr>
+    </w:lvl>
+    <w:lvl w:ilvl="2" w:tplc="04090005" w:tentative="1">
+      <w:start w:val="1"/>
+      <w:numFmt w:val="bullet"/>
+      <w:lvlText w:val=""/>
+      <w:lvlJc w:val="left"/>
+      <w:pPr>
+        <w:ind w:left="2160" w:hanging="360"/>
+      </w:pPr>
+      <w:rPr>
+        <w:rFonts w:ascii="Wingdings" w:hAnsi="Wingdings" w:hint="default"/>
+      </w:rPr>
+    </w:lvl>
+    <w:lvl w:ilvl="3" w:tplc="04090001" w:tentative="1">
+      <w:start w:val="1"/>
+      <w:numFmt w:val="bullet"/>
+      <w:lvlText w:val=""/>
+      <w:lvlJc w:val="left"/>
+      <w:pPr>
+        <w:ind w:left="2880" w:hanging="360"/>
+      </w:pPr>
+      <w:rPr>
+        <w:rFonts w:ascii="Symbol" w:hAnsi="Symbol" w:hint="default"/>
+      </w:rPr>
+    </w:lvl>
+    <w:lvl w:ilvl="4" w:tplc="04090003" w:tentative="1">
+      <w:start w:val="1"/>
+      <w:numFmt w:val="bullet"/>
+      <w:lvlText w:val="o"/>
+      <w:lvlJc w:val="left"/>
+      <w:pPr>
+        <w:ind w:left="3600" w:hanging="360"/>
+      </w:pPr>
+      <w:rPr>
+        <w:rFonts w:ascii="Courier New" w:hAnsi="Courier New" w:cs="Courier New" w:hint="default"/>
+      </w:rPr>
+    </w:lvl>
+    <w:lvl w:ilvl="5" w:tplc="04090005" w:tentative="1">
+      <w:start w:val="1"/>
+      <w:numFmt w:val="bullet"/>
+      <w:lvlText w:val=""/>
+      <w:lvlJc w:val="left"/>
+      <w:pPr>
+        <w:ind w:left="4320" w:hanging="360"/>
+      </w:pPr>
+      <w:rPr>
+        <w:rFonts w:ascii="Wingdings" w:hAnsi="Wingdings" w:hint="default"/>
+      </w:rPr>
+    </w:lvl>
+    <w:lvl w:ilvl="6" w:tplc="04090001" w:tentative="1">
+      <w:start w:val="1"/>
+      <w:numFmt w:val="bullet"/>
+      <w:lvlText w:val=""/>
+      <w:lvlJc w:val="left"/>
+      <w:pPr>
+        <w:ind w:left="5040" w:hanging="360"/>
+      </w:pPr>
+      <w:rPr>
+        <w:rFonts w:ascii="Symbol" w:hAnsi="Symbol" w:hint="default"/>
+      </w:rPr>
+    </w:lvl>
+    <w:lvl w:ilvl="7" w:tplc="04090003" w:tentative="1">
+      <w:start w:val="1"/>
+      <w:numFmt w:val="bullet"/>
+      <w:lvlText w:val="o"/>
+      <w:lvlJc w:val="left"/>
+      <w:pPr>
+        <w:ind w:left="5760" w:hanging="360"/>
+      </w:pPr>
+      <w:rPr>
+        <w:rFonts w:ascii="Courier New" w:hAnsi="Courier New" w:cs="Courier New" w:hint="default"/>
+      </w:rPr>
+    </w:lvl>
+    <w:lvl w:ilvl="8" w:tplc="04090005" w:tentative="1">
+      <w:start w:val="1"/>
+      <w:numFmt w:val="bullet"/>
+      <w:lvlText w:val=""/>
+      <w:lvlJc w:val="left"/>
+      <w:pPr>
+        <w:ind w:left="6480" w:hanging="360"/>
+      </w:pPr>
+      <w:rPr>
+        <w:rFonts w:ascii="Wingdings" w:hAnsi="Wingdings" w:hint="default"/>
+      </w:rPr>
+    </w:lvl>
+  </w:abstractNum>
+  <w:abstractNum w:abstractNumId="27" w15:restartNumberingAfterBreak="0">
     <w:nsid w:val="74583034"/>
     <w:multiLevelType w:val="multilevel"/>
     <w:tmpl w:val="33C09294"/>
@@ -9113,7 +10705,7 @@
       </w:rPr>
     </w:lvl>
   </w:abstractNum>
-  <w:abstractNum w:abstractNumId="24" w15:restartNumberingAfterBreak="0">
+  <w:abstractNum w:abstractNumId="28" w15:restartNumberingAfterBreak="0">
     <w:nsid w:val="76016682"/>
     <w:multiLevelType w:val="multilevel"/>
     <w:tmpl w:val="D0B65D98"/>
@@ -9262,7 +10854,7 @@
       </w:rPr>
     </w:lvl>
   </w:abstractNum>
-  <w:abstractNum w:abstractNumId="25" w15:restartNumberingAfterBreak="0">
+  <w:abstractNum w:abstractNumId="29" w15:restartNumberingAfterBreak="0">
     <w:nsid w:val="76574B34"/>
     <w:multiLevelType w:val="multilevel"/>
     <w:tmpl w:val="790EAD0C"/>
@@ -9411,7 +11003,7 @@
       </w:rPr>
     </w:lvl>
   </w:abstractNum>
-  <w:abstractNum w:abstractNumId="26" w15:restartNumberingAfterBreak="0">
+  <w:abstractNum w:abstractNumId="30" w15:restartNumberingAfterBreak="0">
     <w:nsid w:val="76752A0B"/>
     <w:multiLevelType w:val="multilevel"/>
     <w:tmpl w:val="33C09294"/>
@@ -9560,7 +11152,7 @@
       </w:rPr>
     </w:lvl>
   </w:abstractNum>
-  <w:abstractNum w:abstractNumId="27" w15:restartNumberingAfterBreak="0">
+  <w:abstractNum w:abstractNumId="31" w15:restartNumberingAfterBreak="0">
     <w:nsid w:val="79D07839"/>
     <w:multiLevelType w:val="multilevel"/>
     <w:tmpl w:val="33C09294"/>
@@ -9709,7 +11301,7 @@
       </w:rPr>
     </w:lvl>
   </w:abstractNum>
-  <w:abstractNum w:abstractNumId="28" w15:restartNumberingAfterBreak="0">
+  <w:abstractNum w:abstractNumId="32" w15:restartNumberingAfterBreak="0">
     <w:nsid w:val="7B8C0519"/>
     <w:multiLevelType w:val="multilevel"/>
     <w:tmpl w:val="833C1192"/>
@@ -9858,7 +11450,7 @@
       </w:rPr>
     </w:lvl>
   </w:abstractNum>
-  <w:abstractNum w:abstractNumId="29" w15:restartNumberingAfterBreak="0">
+  <w:abstractNum w:abstractNumId="33" w15:restartNumberingAfterBreak="0">
     <w:nsid w:val="7D4C2338"/>
     <w:multiLevelType w:val="multilevel"/>
     <w:tmpl w:val="995243BE"/>
@@ -10007,7 +11599,7 @@
       </w:rPr>
     </w:lvl>
   </w:abstractNum>
-  <w:abstractNum w:abstractNumId="30" w15:restartNumberingAfterBreak="0">
+  <w:abstractNum w:abstractNumId="34" w15:restartNumberingAfterBreak="0">
     <w:nsid w:val="7E054762"/>
     <w:multiLevelType w:val="multilevel"/>
     <w:tmpl w:val="5F7EE796"/>
@@ -10181,22 +11773,22 @@
     <w:abstractNumId w:val="11"/>
   </w:num>
   <w:num w:numId="9">
-    <w:abstractNumId w:val="18"/>
+    <w:abstractNumId w:val="20"/>
   </w:num>
   <w:num w:numId="10">
-    <w:abstractNumId w:val="21"/>
+    <w:abstractNumId w:val="24"/>
   </w:num>
   <w:num w:numId="11">
-    <w:abstractNumId w:val="27"/>
+    <w:abstractNumId w:val="31"/>
   </w:num>
   <w:num w:numId="12">
-    <w:abstractNumId w:val="20"/>
+    <w:abstractNumId w:val="22"/>
   </w:num>
   <w:num w:numId="13">
-    <w:abstractNumId w:val="26"/>
+    <w:abstractNumId w:val="30"/>
   </w:num>
   <w:num w:numId="14">
-    <w:abstractNumId w:val="22"/>
+    <w:abstractNumId w:val="25"/>
   </w:num>
   <w:num w:numId="15">
     <w:abstractNumId w:val="10"/>
@@ -10205,49 +11797,61 @@
     <w:abstractNumId w:val="7"/>
   </w:num>
   <w:num w:numId="17">
-    <w:abstractNumId w:val="15"/>
+    <w:abstractNumId w:val="16"/>
   </w:num>
   <w:num w:numId="18">
     <w:abstractNumId w:val="6"/>
   </w:num>
   <w:num w:numId="19">
-    <w:abstractNumId w:val="23"/>
+    <w:abstractNumId w:val="27"/>
   </w:num>
   <w:num w:numId="20">
-    <w:abstractNumId w:val="16"/>
+    <w:abstractNumId w:val="17"/>
   </w:num>
   <w:num w:numId="21">
-    <w:abstractNumId w:val="30"/>
+    <w:abstractNumId w:val="34"/>
   </w:num>
   <w:num w:numId="22">
-    <w:abstractNumId w:val="29"/>
+    <w:abstractNumId w:val="33"/>
   </w:num>
   <w:num w:numId="23">
-    <w:abstractNumId w:val="13"/>
+    <w:abstractNumId w:val="14"/>
   </w:num>
   <w:num w:numId="24">
-    <w:abstractNumId w:val="17"/>
+    <w:abstractNumId w:val="18"/>
   </w:num>
   <w:num w:numId="25">
-    <w:abstractNumId w:val="19"/>
+    <w:abstractNumId w:val="21"/>
   </w:num>
   <w:num w:numId="26">
     <w:abstractNumId w:val="9"/>
   </w:num>
   <w:num w:numId="27">
-    <w:abstractNumId w:val="25"/>
+    <w:abstractNumId w:val="29"/>
   </w:num>
   <w:num w:numId="28">
     <w:abstractNumId w:val="12"/>
   </w:num>
   <w:num w:numId="29">
-    <w:abstractNumId w:val="14"/>
+    <w:abstractNumId w:val="15"/>
   </w:num>
   <w:num w:numId="30">
-    <w:abstractNumId w:val="24"/>
+    <w:abstractNumId w:val="28"/>
   </w:num>
   <w:num w:numId="31">
-    <w:abstractNumId w:val="28"/>
+    <w:abstractNumId w:val="32"/>
+  </w:num>
+  <w:num w:numId="32">
+    <w:abstractNumId w:val="26"/>
+  </w:num>
+  <w:num w:numId="33">
+    <w:abstractNumId w:val="23"/>
+  </w:num>
+  <w:num w:numId="34">
+    <w:abstractNumId w:val="13"/>
+  </w:num>
+  <w:num w:numId="35">
+    <w:abstractNumId w:val="19"/>
   </w:num>
   <w:numIdMacAtCleanup w:val="20"/>
 </w:numbering>
@@ -22178,7 +23782,7 @@
 </file>
 
 <file path=customXml/itemProps1.xml><?xml version="1.0" encoding="utf-8"?>
-<ds:datastoreItem xmlns:ds="http://schemas.openxmlformats.org/officeDocument/2006/customXml" ds:itemID="{D1D97689-EC01-4E82-A292-8BEA240F67F6}">
+<ds:datastoreItem xmlns:ds="http://schemas.openxmlformats.org/officeDocument/2006/customXml" ds:itemID="{8FE7AD0A-344A-4ED6-8556-49CE34142F7B}">
   <ds:schemaRefs>
     <ds:schemaRef ds:uri="http://schemas.openxmlformats.org/officeDocument/2006/bibliography"/>
   </ds:schemaRefs>
